--- a/Received/2/2, maths.docx
+++ b/Received/2/2, maths.docx
@@ -75,6 +75,16 @@
                               </w:rPr>
                               <w:t>D-</w:t>
                             </w:r>
+                            <w:r>
+                              <w:rPr>
+                                <w:rFonts w:ascii="Times New Roman" w:hAnsi="Times New Roman" w:cs="Times New Roman"/>
+                                <w:b/>
+                                <w:bCs/>
+                                <w:sz w:val="32"/>
+                                <w:szCs w:val="32"/>
+                              </w:rPr>
+                              <w:t>15</w:t>
+                            </w:r>
                           </w:p>
                         </w:txbxContent>
                       </wps:txbx>
@@ -112,6 +122,16 @@
                           <w:szCs w:val="32"/>
                         </w:rPr>
                         <w:t>D-</w:t>
+                      </w:r>
+                      <w:r>
+                        <w:rPr>
+                          <w:rFonts w:ascii="Times New Roman" w:hAnsi="Times New Roman" w:cs="Times New Roman"/>
+                          <w:b/>
+                          <w:bCs/>
+                          <w:sz w:val="32"/>
+                          <w:szCs w:val="32"/>
+                        </w:rPr>
+                        <w:t>15</w:t>
                       </w:r>
                     </w:p>
                   </w:txbxContent>
@@ -252,25 +272,7 @@
           <w:b/>
           <w:szCs w:val="24"/>
         </w:rPr>
-        <w:t xml:space="preserve">Ratnanagar-7, </w:t>
-      </w:r>
-      <w:proofErr w:type="spellStart"/>
-      <w:r>
-        <w:rPr>
-          <w:rFonts w:ascii="Times New Roman" w:hAnsi="Times New Roman" w:cs="Times New Roman"/>
-          <w:b/>
-          <w:szCs w:val="24"/>
-        </w:rPr>
-        <w:t>Sauraha</w:t>
-      </w:r>
-      <w:proofErr w:type="spellEnd"/>
-      <w:r>
-        <w:rPr>
-          <w:rFonts w:ascii="Times New Roman" w:hAnsi="Times New Roman" w:cs="Times New Roman"/>
-          <w:b/>
-          <w:szCs w:val="24"/>
-        </w:rPr>
-        <w:t>, Chitwan</w:t>
+        <w:t>Ratnanagar-7, Sauraha, Chitwan</w:t>
       </w:r>
     </w:p>
     <w:p>
@@ -408,16 +410,15 @@
           <w:b/>
           <w:szCs w:val="24"/>
         </w:rPr>
-        <w:t xml:space="preserve">Time: </w:t>
-      </w:r>
-      <w:proofErr w:type="gramStart"/>
+        <w:t>Time: -</w:t>
+      </w:r>
       <w:r>
         <w:rPr>
           <w:rFonts w:ascii="Times New Roman" w:hAnsi="Times New Roman" w:cs="Times New Roman"/>
           <w:b/>
           <w:szCs w:val="24"/>
         </w:rPr>
-        <w:t>-</w:t>
+        <w:t xml:space="preserve">  </w:t>
       </w:r>
       <w:r>
         <w:rPr>
@@ -425,17 +426,8 @@
           <w:b/>
           <w:szCs w:val="24"/>
         </w:rPr>
-        <w:t xml:space="preserve">  </w:t>
-      </w:r>
-      <w:r>
-        <w:rPr>
-          <w:rFonts w:ascii="Times New Roman" w:hAnsi="Times New Roman" w:cs="Times New Roman"/>
-          <w:b/>
-          <w:szCs w:val="24"/>
-        </w:rPr>
         <w:t>2</w:t>
       </w:r>
-      <w:proofErr w:type="gramEnd"/>
       <w:r>
         <w:rPr>
           <w:rFonts w:ascii="Times New Roman" w:hAnsi="Times New Roman" w:cs="Times New Roman"/>
@@ -1064,23 +1056,13 @@
           <w:szCs w:val="28"/>
         </w:rPr>
       </w:pPr>
-      <w:proofErr w:type="spellStart"/>
-      <w:r>
-        <w:rPr>
-          <w:rFonts w:ascii="Times New Roman" w:hAnsi="Times New Roman" w:cs="Times New Roman"/>
-          <w:sz w:val="28"/>
-          <w:szCs w:val="28"/>
-        </w:rPr>
-        <w:t>i</w:t>
-      </w:r>
-      <w:proofErr w:type="spellEnd"/>
-      <w:r>
-        <w:rPr>
-          <w:rFonts w:ascii="Times New Roman" w:hAnsi="Times New Roman" w:cs="Times New Roman"/>
-          <w:sz w:val="28"/>
-          <w:szCs w:val="28"/>
-        </w:rPr>
-        <w:t>) 4</w:t>
+      <w:r>
+        <w:rPr>
+          <w:rFonts w:ascii="Times New Roman" w:hAnsi="Times New Roman" w:cs="Times New Roman"/>
+          <w:sz w:val="28"/>
+          <w:szCs w:val="28"/>
+        </w:rPr>
+        <w:t>i) 4</w:t>
       </w:r>
       <w:r>
         <w:rPr>
@@ -1142,23 +1124,13 @@
           <w:szCs w:val="28"/>
         </w:rPr>
       </w:pPr>
-      <w:proofErr w:type="spellStart"/>
-      <w:r>
-        <w:rPr>
-          <w:rFonts w:ascii="Times New Roman" w:hAnsi="Times New Roman" w:cs="Times New Roman"/>
-          <w:sz w:val="28"/>
-          <w:szCs w:val="28"/>
-        </w:rPr>
-        <w:t>i</w:t>
-      </w:r>
-      <w:proofErr w:type="spellEnd"/>
-      <w:r>
-        <w:rPr>
-          <w:rFonts w:ascii="Times New Roman" w:hAnsi="Times New Roman" w:cs="Times New Roman"/>
-          <w:sz w:val="28"/>
-          <w:szCs w:val="28"/>
-        </w:rPr>
-        <w:t xml:space="preserve">) 245 </w:t>
+      <w:r>
+        <w:rPr>
+          <w:rFonts w:ascii="Times New Roman" w:hAnsi="Times New Roman" w:cs="Times New Roman"/>
+          <w:sz w:val="28"/>
+          <w:szCs w:val="28"/>
+        </w:rPr>
+        <w:t xml:space="preserve">i) 245 </w:t>
       </w:r>
       <w:r>
         <w:rPr>
@@ -1220,23 +1192,13 @@
           <w:szCs w:val="28"/>
         </w:rPr>
       </w:pPr>
-      <w:proofErr w:type="spellStart"/>
-      <w:r>
-        <w:rPr>
-          <w:rFonts w:ascii="Times New Roman" w:hAnsi="Times New Roman" w:cs="Times New Roman"/>
-          <w:sz w:val="28"/>
-          <w:szCs w:val="28"/>
-        </w:rPr>
-        <w:t>i</w:t>
-      </w:r>
-      <w:proofErr w:type="spellEnd"/>
-      <w:r>
-        <w:rPr>
-          <w:rFonts w:ascii="Times New Roman" w:hAnsi="Times New Roman" w:cs="Times New Roman"/>
-          <w:sz w:val="28"/>
-          <w:szCs w:val="28"/>
-        </w:rPr>
-        <w:t>) 98</w:t>
+      <w:r>
+        <w:rPr>
+          <w:rFonts w:ascii="Times New Roman" w:hAnsi="Times New Roman" w:cs="Times New Roman"/>
+          <w:sz w:val="28"/>
+          <w:szCs w:val="28"/>
+        </w:rPr>
+        <w:t>i) 98</w:t>
       </w:r>
       <w:r>
         <w:rPr>
@@ -1298,23 +1260,13 @@
           <w:szCs w:val="28"/>
         </w:rPr>
       </w:pPr>
-      <w:proofErr w:type="spellStart"/>
-      <w:r>
-        <w:rPr>
-          <w:rFonts w:ascii="Times New Roman" w:hAnsi="Times New Roman" w:cs="Times New Roman"/>
-          <w:sz w:val="28"/>
-          <w:szCs w:val="28"/>
-        </w:rPr>
-        <w:t>i</w:t>
-      </w:r>
-      <w:proofErr w:type="spellEnd"/>
-      <w:r>
-        <w:rPr>
-          <w:rFonts w:ascii="Times New Roman" w:hAnsi="Times New Roman" w:cs="Times New Roman"/>
-          <w:sz w:val="28"/>
-          <w:szCs w:val="28"/>
-        </w:rPr>
-        <w:t xml:space="preserve">) 1000 paisa </w:t>
+      <w:r>
+        <w:rPr>
+          <w:rFonts w:ascii="Times New Roman" w:hAnsi="Times New Roman" w:cs="Times New Roman"/>
+          <w:sz w:val="28"/>
+          <w:szCs w:val="28"/>
+        </w:rPr>
+        <w:t xml:space="preserve">i) 1000 paisa </w:t>
       </w:r>
       <w:r>
         <w:rPr>
@@ -1376,23 +1328,13 @@
           <w:szCs w:val="28"/>
         </w:rPr>
       </w:pPr>
-      <w:proofErr w:type="spellStart"/>
-      <w:r>
-        <w:rPr>
-          <w:rFonts w:ascii="Times New Roman" w:hAnsi="Times New Roman" w:cs="Times New Roman"/>
-          <w:sz w:val="28"/>
-          <w:szCs w:val="28"/>
-        </w:rPr>
-        <w:t>i</w:t>
-      </w:r>
-      <w:proofErr w:type="spellEnd"/>
-      <w:r>
-        <w:rPr>
-          <w:rFonts w:ascii="Times New Roman" w:hAnsi="Times New Roman" w:cs="Times New Roman"/>
-          <w:sz w:val="28"/>
-          <w:szCs w:val="28"/>
-        </w:rPr>
-        <w:t>) 1000 gm</w:t>
+      <w:r>
+        <w:rPr>
+          <w:rFonts w:ascii="Times New Roman" w:hAnsi="Times New Roman" w:cs="Times New Roman"/>
+          <w:sz w:val="28"/>
+          <w:szCs w:val="28"/>
+        </w:rPr>
+        <w:t>i) 1000 gm</w:t>
       </w:r>
       <w:r>
         <w:rPr>
@@ -1454,23 +1396,13 @@
           <w:szCs w:val="28"/>
         </w:rPr>
       </w:pPr>
-      <w:proofErr w:type="spellStart"/>
-      <w:r>
-        <w:rPr>
-          <w:rFonts w:ascii="Times New Roman" w:hAnsi="Times New Roman" w:cs="Times New Roman"/>
-          <w:sz w:val="28"/>
-          <w:szCs w:val="28"/>
-        </w:rPr>
-        <w:t>i</w:t>
-      </w:r>
-      <w:proofErr w:type="spellEnd"/>
-      <w:r>
-        <w:rPr>
-          <w:rFonts w:ascii="Times New Roman" w:hAnsi="Times New Roman" w:cs="Times New Roman"/>
-          <w:sz w:val="28"/>
-          <w:szCs w:val="28"/>
-        </w:rPr>
-        <w:t>) October</w:t>
+      <w:r>
+        <w:rPr>
+          <w:rFonts w:ascii="Times New Roman" w:hAnsi="Times New Roman" w:cs="Times New Roman"/>
+          <w:sz w:val="28"/>
+          <w:szCs w:val="28"/>
+        </w:rPr>
+        <w:t>i) October</w:t>
       </w:r>
       <w:r>
         <w:rPr>
@@ -1532,23 +1464,13 @@
           <w:szCs w:val="28"/>
         </w:rPr>
       </w:pPr>
-      <w:proofErr w:type="spellStart"/>
-      <w:r>
-        <w:rPr>
-          <w:rFonts w:ascii="Times New Roman" w:hAnsi="Times New Roman" w:cs="Times New Roman"/>
-          <w:sz w:val="28"/>
-          <w:szCs w:val="28"/>
-        </w:rPr>
-        <w:t>i</w:t>
-      </w:r>
-      <w:proofErr w:type="spellEnd"/>
-      <w:r>
-        <w:rPr>
-          <w:rFonts w:ascii="Times New Roman" w:hAnsi="Times New Roman" w:cs="Times New Roman"/>
-          <w:sz w:val="28"/>
-          <w:szCs w:val="28"/>
-        </w:rPr>
-        <w:t>) 300</w:t>
+      <w:r>
+        <w:rPr>
+          <w:rFonts w:ascii="Times New Roman" w:hAnsi="Times New Roman" w:cs="Times New Roman"/>
+          <w:sz w:val="28"/>
+          <w:szCs w:val="28"/>
+        </w:rPr>
+        <w:t>i) 300</w:t>
       </w:r>
       <w:r>
         <w:rPr>
@@ -1610,23 +1532,13 @@
           <w:szCs w:val="28"/>
         </w:rPr>
       </w:pPr>
-      <w:proofErr w:type="spellStart"/>
-      <w:r>
-        <w:rPr>
-          <w:rFonts w:ascii="Times New Roman" w:hAnsi="Times New Roman" w:cs="Times New Roman"/>
-          <w:sz w:val="28"/>
-          <w:szCs w:val="28"/>
-        </w:rPr>
-        <w:t>i</w:t>
-      </w:r>
-      <w:proofErr w:type="spellEnd"/>
-      <w:r>
-        <w:rPr>
-          <w:rFonts w:ascii="Times New Roman" w:hAnsi="Times New Roman" w:cs="Times New Roman"/>
-          <w:sz w:val="28"/>
-          <w:szCs w:val="28"/>
-        </w:rPr>
-        <w:t>) 4</w:t>
+      <w:r>
+        <w:rPr>
+          <w:rFonts w:ascii="Times New Roman" w:hAnsi="Times New Roman" w:cs="Times New Roman"/>
+          <w:sz w:val="28"/>
+          <w:szCs w:val="28"/>
+        </w:rPr>
+        <w:t>i) 4</w:t>
       </w:r>
       <w:r>
         <w:rPr>
@@ -1686,34 +1598,14 @@
           <w:szCs w:val="28"/>
         </w:rPr>
       </w:pPr>
-      <w:proofErr w:type="spellStart"/>
-      <w:r>
-        <w:rPr>
-          <w:rFonts w:ascii="Times New Roman" w:hAnsi="Times New Roman" w:cs="Times New Roman"/>
-          <w:sz w:val="28"/>
-          <w:szCs w:val="28"/>
-        </w:rPr>
-        <w:t>i</w:t>
-      </w:r>
-      <w:proofErr w:type="spellEnd"/>
-      <w:r>
-        <w:rPr>
-          <w:rFonts w:ascii="Times New Roman" w:hAnsi="Times New Roman" w:cs="Times New Roman"/>
-          <w:sz w:val="28"/>
-          <w:szCs w:val="28"/>
-        </w:rPr>
-        <w:t xml:space="preserve">. 53 + 72 </w:t>
-      </w:r>
-      <w:proofErr w:type="gramStart"/>
-      <w:r>
-        <w:rPr>
-          <w:rFonts w:ascii="Times New Roman" w:hAnsi="Times New Roman" w:cs="Times New Roman"/>
-          <w:sz w:val="28"/>
-          <w:szCs w:val="28"/>
-        </w:rPr>
-        <w:t>= ?</w:t>
-      </w:r>
-      <w:proofErr w:type="gramEnd"/>
+      <w:r>
+        <w:rPr>
+          <w:rFonts w:ascii="Times New Roman" w:hAnsi="Times New Roman" w:cs="Times New Roman"/>
+          <w:sz w:val="28"/>
+          <w:szCs w:val="28"/>
+        </w:rPr>
+        <w:t>i. 53 + 72 = ?</w:t>
+      </w:r>
     </w:p>
     <w:p>
       <w:pPr>
@@ -1724,23 +1616,13 @@
           <w:szCs w:val="28"/>
         </w:rPr>
       </w:pPr>
-      <w:proofErr w:type="spellStart"/>
-      <w:r>
-        <w:rPr>
-          <w:rFonts w:ascii="Times New Roman" w:hAnsi="Times New Roman" w:cs="Times New Roman"/>
-          <w:sz w:val="28"/>
-          <w:szCs w:val="28"/>
-        </w:rPr>
-        <w:t>i</w:t>
-      </w:r>
-      <w:proofErr w:type="spellEnd"/>
-      <w:r>
-        <w:rPr>
-          <w:rFonts w:ascii="Times New Roman" w:hAnsi="Times New Roman" w:cs="Times New Roman"/>
-          <w:sz w:val="28"/>
-          <w:szCs w:val="28"/>
-        </w:rPr>
-        <w:t>) 125</w:t>
+      <w:r>
+        <w:rPr>
+          <w:rFonts w:ascii="Times New Roman" w:hAnsi="Times New Roman" w:cs="Times New Roman"/>
+          <w:sz w:val="28"/>
+          <w:szCs w:val="28"/>
+        </w:rPr>
+        <w:t>i) 125</w:t>
       </w:r>
       <w:r>
         <w:rPr>
@@ -1802,23 +1684,13 @@
           <w:szCs w:val="28"/>
         </w:rPr>
       </w:pPr>
-      <w:proofErr w:type="spellStart"/>
-      <w:r>
-        <w:rPr>
-          <w:rFonts w:ascii="Times New Roman" w:hAnsi="Times New Roman" w:cs="Times New Roman"/>
-          <w:sz w:val="28"/>
-          <w:szCs w:val="28"/>
-        </w:rPr>
-        <w:t>i</w:t>
-      </w:r>
-      <w:proofErr w:type="spellEnd"/>
-      <w:r>
-        <w:rPr>
-          <w:rFonts w:ascii="Times New Roman" w:hAnsi="Times New Roman" w:cs="Times New Roman"/>
-          <w:sz w:val="28"/>
-          <w:szCs w:val="28"/>
-        </w:rPr>
-        <w:t>) 53</w:t>
+      <w:r>
+        <w:rPr>
+          <w:rFonts w:ascii="Times New Roman" w:hAnsi="Times New Roman" w:cs="Times New Roman"/>
+          <w:sz w:val="28"/>
+          <w:szCs w:val="28"/>
+        </w:rPr>
+        <w:t>i) 53</w:t>
       </w:r>
       <w:r>
         <w:rPr>
@@ -2030,7 +1902,7 @@
           <w:szCs w:val="28"/>
         </w:rPr>
         <w:drawing>
-          <wp:anchor distT="0" distB="0" distL="114300" distR="114300" simplePos="0" relativeHeight="251638272" behindDoc="0" locked="0" layoutInCell="1" allowOverlap="1" wp14:anchorId="0CA1F514" wp14:editId="76EF3588">
+          <wp:anchor distT="0" distB="0" distL="114300" distR="114300" simplePos="0" relativeHeight="251638272" behindDoc="0" locked="0" layoutInCell="1" allowOverlap="1" wp14:anchorId="0CA1F514" wp14:editId="4A0EAF48">
             <wp:simplePos x="0" y="0"/>
             <wp:positionH relativeFrom="column">
               <wp:posOffset>4764795</wp:posOffset>
@@ -2290,16 +2162,7 @@
           <w:sz w:val="28"/>
           <w:szCs w:val="28"/>
         </w:rPr>
-        <w:t xml:space="preserve">Area of blue square </w:t>
-      </w:r>
-      <w:proofErr w:type="gramStart"/>
-      <w:r>
-        <w:rPr>
-          <w:rFonts w:ascii="Times New Roman" w:hAnsi="Times New Roman" w:cs="Times New Roman"/>
-          <w:sz w:val="28"/>
-          <w:szCs w:val="28"/>
-        </w:rPr>
-        <w:t>[</w:t>
+        <w:t>Area of blue square [</w:t>
       </w:r>
       <w:r>
         <w:rPr>
@@ -2333,7 +2196,6 @@
         </w:rPr>
         <w:t xml:space="preserve"> ]</w:t>
       </w:r>
-      <w:proofErr w:type="gramEnd"/>
       <w:r>
         <w:rPr>
           <w:rFonts w:ascii="Times New Roman" w:hAnsi="Times New Roman" w:cs="Times New Roman"/>
@@ -2415,7 +2277,6 @@
         </w:rPr>
         <w:t xml:space="preserve">   </w:t>
       </w:r>
-      <w:proofErr w:type="gramStart"/>
       <w:r>
         <w:rPr>
           <w:rFonts w:ascii="Times New Roman" w:hAnsi="Times New Roman" w:cs="Times New Roman"/>
@@ -2432,7 +2293,6 @@
         </w:rPr>
         <w:t xml:space="preserve"> ]</w:t>
       </w:r>
-      <w:proofErr w:type="gramEnd"/>
       <w:r>
         <w:rPr>
           <w:rFonts w:ascii="Times New Roman" w:hAnsi="Times New Roman" w:cs="Times New Roman"/>
@@ -2465,7 +2325,6 @@
         </w:rPr>
         <w:t xml:space="preserve">  </w:t>
       </w:r>
-      <w:proofErr w:type="gramStart"/>
       <w:r>
         <w:rPr>
           <w:rFonts w:ascii="Times New Roman" w:hAnsi="Times New Roman" w:cs="Times New Roman"/>
@@ -2490,7 +2349,6 @@
         </w:rPr>
         <w:t>]</w:t>
       </w:r>
-      <w:proofErr w:type="gramEnd"/>
     </w:p>
     <w:p>
       <w:pPr>
@@ -2632,16 +2490,7 @@
           <w:sz w:val="28"/>
           <w:szCs w:val="28"/>
         </w:rPr>
-        <w:t>___________</w:t>
-      </w:r>
-      <w:proofErr w:type="gramStart"/>
-      <w:r>
-        <w:rPr>
-          <w:rFonts w:ascii="Times New Roman" w:hAnsi="Times New Roman" w:cs="Times New Roman"/>
-          <w:sz w:val="28"/>
-          <w:szCs w:val="28"/>
-        </w:rPr>
-        <w:t>_</w:t>
+        <w:t>____________</w:t>
       </w:r>
       <w:r>
         <w:rPr>
@@ -2651,7 +2500,6 @@
         </w:rPr>
         <w:t xml:space="preserve"> ]</w:t>
       </w:r>
-      <w:proofErr w:type="gramEnd"/>
     </w:p>
     <w:p>
       <w:pPr>
@@ -2800,32 +2648,13 @@
         </w:rPr>
         <w:t xml:space="preserve">        </w:t>
       </w:r>
-      <w:proofErr w:type="gramStart"/>
-      <w:r>
-        <w:rPr>
-          <w:rFonts w:ascii="Times New Roman" w:hAnsi="Times New Roman" w:cs="Times New Roman"/>
-          <w:sz w:val="28"/>
-          <w:szCs w:val="28"/>
-        </w:rPr>
-        <w:t>4 )</w:t>
-      </w:r>
-      <w:proofErr w:type="gramEnd"/>
-      <w:r>
-        <w:rPr>
-          <w:rFonts w:ascii="Times New Roman" w:hAnsi="Times New Roman" w:cs="Times New Roman"/>
-          <w:sz w:val="28"/>
-          <w:szCs w:val="28"/>
-        </w:rPr>
-        <w:t xml:space="preserve"> </w:t>
-      </w:r>
-      <w:proofErr w:type="gramStart"/>
-      <w:r>
-        <w:rPr>
-          <w:rFonts w:ascii="Times New Roman" w:hAnsi="Times New Roman" w:cs="Times New Roman"/>
-          <w:sz w:val="28"/>
-          <w:szCs w:val="28"/>
-        </w:rPr>
-        <w:t>2</w:t>
+      <w:r>
+        <w:rPr>
+          <w:rFonts w:ascii="Times New Roman" w:hAnsi="Times New Roman" w:cs="Times New Roman"/>
+          <w:sz w:val="28"/>
+          <w:szCs w:val="28"/>
+        </w:rPr>
+        <w:t>4 ) 2</w:t>
       </w:r>
       <w:r>
         <w:rPr>
@@ -2841,27 +2670,72 @@
           <w:sz w:val="28"/>
           <w:szCs w:val="28"/>
         </w:rPr>
-        <w:t>4</w:t>
-      </w:r>
-      <w:proofErr w:type="gramEnd"/>
-      <w:r>
-        <w:rPr>
-          <w:rFonts w:ascii="Times New Roman" w:hAnsi="Times New Roman" w:cs="Times New Roman"/>
-          <w:sz w:val="28"/>
-          <w:szCs w:val="28"/>
-        </w:rPr>
-        <w:t xml:space="preserve"> </w:t>
-      </w:r>
-      <w:proofErr w:type="gramStart"/>
-      <w:r>
-        <w:rPr>
-          <w:rFonts w:ascii="Times New Roman" w:hAnsi="Times New Roman" w:cs="Times New Roman"/>
-          <w:sz w:val="28"/>
-          <w:szCs w:val="28"/>
-        </w:rPr>
-        <w:t>( [</w:t>
-      </w:r>
-      <w:proofErr w:type="gramEnd"/>
+        <w:t>4 ( [</w:t>
+      </w:r>
+      <w:r>
+        <w:rPr>
+          <w:rFonts w:ascii="Times New Roman" w:hAnsi="Times New Roman" w:cs="Times New Roman"/>
+          <w:sz w:val="28"/>
+          <w:szCs w:val="28"/>
+        </w:rPr>
+        <w:t xml:space="preserve">      </w:t>
+      </w:r>
+      <w:r>
+        <w:rPr>
+          <w:rFonts w:ascii="Times New Roman" w:hAnsi="Times New Roman" w:cs="Times New Roman"/>
+          <w:sz w:val="28"/>
+          <w:szCs w:val="28"/>
+        </w:rPr>
+        <w:t xml:space="preserve"> ] Q</w:t>
+      </w:r>
+      <w:r>
+        <w:rPr>
+          <w:rFonts w:ascii="Times New Roman" w:hAnsi="Times New Roman" w:cs="Times New Roman"/>
+          <w:sz w:val="28"/>
+          <w:szCs w:val="28"/>
+        </w:rPr>
+        <w:t xml:space="preserve">                                    </w:t>
+      </w:r>
+      <w:r>
+        <w:rPr>
+          <w:rFonts w:ascii="Times New Roman" w:hAnsi="Times New Roman" w:cs="Times New Roman"/>
+          <w:sz w:val="28"/>
+          <w:szCs w:val="28"/>
+        </w:rPr>
+        <w:t>b.</w:t>
+      </w:r>
+      <w:r>
+        <w:rPr>
+          <w:rFonts w:ascii="Times New Roman" w:hAnsi="Times New Roman" w:cs="Times New Roman"/>
+          <w:sz w:val="28"/>
+          <w:szCs w:val="28"/>
+        </w:rPr>
+        <w:t xml:space="preserve">    </w:t>
+      </w:r>
+      <w:r>
+        <w:rPr>
+          <w:rFonts w:ascii="Times New Roman" w:hAnsi="Times New Roman" w:cs="Times New Roman"/>
+          <w:sz w:val="28"/>
+          <w:szCs w:val="28"/>
+        </w:rPr>
+        <w:t>5 ) 3</w:t>
+      </w:r>
+      <w:r>
+        <w:rPr>
+          <w:rFonts w:ascii="Times New Roman" w:hAnsi="Times New Roman" w:cs="Times New Roman"/>
+          <w:sz w:val="28"/>
+          <w:szCs w:val="28"/>
+        </w:rPr>
+        <w:t xml:space="preserve">  </w:t>
+      </w:r>
+      <w:r>
+        <w:rPr>
+          <w:rFonts w:ascii="Times New Roman" w:hAnsi="Times New Roman" w:cs="Times New Roman"/>
+          <w:sz w:val="28"/>
+          <w:szCs w:val="28"/>
+        </w:rPr>
+        <w:t xml:space="preserve">5 ( [ </w:t>
+      </w:r>
       <w:r>
         <w:rPr>
           <w:rFonts w:ascii="Times New Roman" w:hAnsi="Times New Roman" w:cs="Times New Roman"/>
@@ -2870,159 +2744,13 @@
         </w:rPr>
         <w:t xml:space="preserve">     </w:t>
       </w:r>
-      <w:proofErr w:type="gramStart"/>
-      <w:r>
-        <w:rPr>
-          <w:rFonts w:ascii="Times New Roman" w:hAnsi="Times New Roman" w:cs="Times New Roman"/>
-          <w:sz w:val="28"/>
-          <w:szCs w:val="28"/>
-        </w:rPr>
-        <w:t xml:space="preserve"> </w:t>
-      </w:r>
-      <w:r>
-        <w:rPr>
-          <w:rFonts w:ascii="Times New Roman" w:hAnsi="Times New Roman" w:cs="Times New Roman"/>
-          <w:sz w:val="28"/>
-          <w:szCs w:val="28"/>
-        </w:rPr>
-        <w:t xml:space="preserve"> ]</w:t>
-      </w:r>
-      <w:proofErr w:type="gramEnd"/>
-      <w:r>
-        <w:rPr>
-          <w:rFonts w:ascii="Times New Roman" w:hAnsi="Times New Roman" w:cs="Times New Roman"/>
-          <w:sz w:val="28"/>
-          <w:szCs w:val="28"/>
-        </w:rPr>
-        <w:t xml:space="preserve"> Q</w:t>
-      </w:r>
-      <w:r>
-        <w:rPr>
-          <w:rFonts w:ascii="Times New Roman" w:hAnsi="Times New Roman" w:cs="Times New Roman"/>
-          <w:sz w:val="28"/>
-          <w:szCs w:val="28"/>
-        </w:rPr>
-        <w:t xml:space="preserve">                                    </w:t>
-      </w:r>
-      <w:r>
-        <w:rPr>
-          <w:rFonts w:ascii="Times New Roman" w:hAnsi="Times New Roman" w:cs="Times New Roman"/>
-          <w:sz w:val="28"/>
-          <w:szCs w:val="28"/>
-        </w:rPr>
-        <w:t>b.</w:t>
-      </w:r>
-      <w:r>
-        <w:rPr>
-          <w:rFonts w:ascii="Times New Roman" w:hAnsi="Times New Roman" w:cs="Times New Roman"/>
-          <w:sz w:val="28"/>
-          <w:szCs w:val="28"/>
-        </w:rPr>
-        <w:t xml:space="preserve">    </w:t>
-      </w:r>
-      <w:proofErr w:type="gramStart"/>
-      <w:r>
-        <w:rPr>
-          <w:rFonts w:ascii="Times New Roman" w:hAnsi="Times New Roman" w:cs="Times New Roman"/>
-          <w:sz w:val="28"/>
-          <w:szCs w:val="28"/>
-        </w:rPr>
-        <w:t>5 )</w:t>
-      </w:r>
-      <w:proofErr w:type="gramEnd"/>
-      <w:r>
-        <w:rPr>
-          <w:rFonts w:ascii="Times New Roman" w:hAnsi="Times New Roman" w:cs="Times New Roman"/>
-          <w:sz w:val="28"/>
-          <w:szCs w:val="28"/>
-        </w:rPr>
-        <w:t xml:space="preserve"> </w:t>
-      </w:r>
-      <w:proofErr w:type="gramStart"/>
-      <w:r>
-        <w:rPr>
-          <w:rFonts w:ascii="Times New Roman" w:hAnsi="Times New Roman" w:cs="Times New Roman"/>
-          <w:sz w:val="28"/>
-          <w:szCs w:val="28"/>
-        </w:rPr>
-        <w:t>3</w:t>
-      </w:r>
-      <w:r>
-        <w:rPr>
-          <w:rFonts w:ascii="Times New Roman" w:hAnsi="Times New Roman" w:cs="Times New Roman"/>
-          <w:sz w:val="28"/>
-          <w:szCs w:val="28"/>
-        </w:rPr>
-        <w:t xml:space="preserve">  </w:t>
-      </w:r>
-      <w:r>
-        <w:rPr>
-          <w:rFonts w:ascii="Times New Roman" w:hAnsi="Times New Roman" w:cs="Times New Roman"/>
-          <w:sz w:val="28"/>
-          <w:szCs w:val="28"/>
-        </w:rPr>
-        <w:t>5</w:t>
-      </w:r>
-      <w:proofErr w:type="gramEnd"/>
-      <w:r>
-        <w:rPr>
-          <w:rFonts w:ascii="Times New Roman" w:hAnsi="Times New Roman" w:cs="Times New Roman"/>
-          <w:sz w:val="28"/>
-          <w:szCs w:val="28"/>
-        </w:rPr>
-        <w:t xml:space="preserve"> </w:t>
-      </w:r>
-      <w:proofErr w:type="gramStart"/>
-      <w:r>
-        <w:rPr>
-          <w:rFonts w:ascii="Times New Roman" w:hAnsi="Times New Roman" w:cs="Times New Roman"/>
-          <w:sz w:val="28"/>
-          <w:szCs w:val="28"/>
-        </w:rPr>
-        <w:t>( [</w:t>
-      </w:r>
-      <w:proofErr w:type="gramEnd"/>
-      <w:r>
-        <w:rPr>
-          <w:rFonts w:ascii="Times New Roman" w:hAnsi="Times New Roman" w:cs="Times New Roman"/>
-          <w:sz w:val="28"/>
-          <w:szCs w:val="28"/>
-        </w:rPr>
-        <w:t xml:space="preserve"> </w:t>
-      </w:r>
-      <w:r>
-        <w:rPr>
-          <w:rFonts w:ascii="Times New Roman" w:hAnsi="Times New Roman" w:cs="Times New Roman"/>
-          <w:sz w:val="28"/>
-          <w:szCs w:val="28"/>
-        </w:rPr>
-        <w:t xml:space="preserve">   </w:t>
-      </w:r>
-      <w:proofErr w:type="gramStart"/>
-      <w:r>
-        <w:rPr>
-          <w:rFonts w:ascii="Times New Roman" w:hAnsi="Times New Roman" w:cs="Times New Roman"/>
-          <w:sz w:val="28"/>
-          <w:szCs w:val="28"/>
-        </w:rPr>
-        <w:t xml:space="preserve">  </w:t>
-      </w:r>
-      <w:r>
-        <w:rPr>
-          <w:rFonts w:ascii="Times New Roman" w:hAnsi="Times New Roman" w:cs="Times New Roman"/>
-          <w:sz w:val="28"/>
-          <w:szCs w:val="28"/>
-        </w:rPr>
-        <w:t>]</w:t>
-      </w:r>
-      <w:proofErr w:type="gramEnd"/>
-      <w:r>
-        <w:rPr>
-          <w:rFonts w:ascii="Times New Roman" w:hAnsi="Times New Roman" w:cs="Times New Roman"/>
-          <w:sz w:val="28"/>
-          <w:szCs w:val="28"/>
-        </w:rPr>
-        <w:t xml:space="preserve"> Q</w:t>
+      <w:r>
+        <w:rPr>
+          <w:rFonts w:ascii="Times New Roman" w:hAnsi="Times New Roman" w:cs="Times New Roman"/>
+          <w:sz w:val="28"/>
+          <w:szCs w:val="28"/>
+        </w:rPr>
+        <w:t>] Q</w:t>
       </w:r>
     </w:p>
     <w:p>
@@ -3220,16 +2948,119 @@
           <w:sz w:val="28"/>
           <w:szCs w:val="28"/>
         </w:rPr>
+        <w:t xml:space="preserve">         </w:t>
+      </w:r>
+      <w:r>
+        <w:rPr>
+          <w:rFonts w:ascii="Times New Roman" w:hAnsi="Times New Roman" w:cs="Times New Roman"/>
+          <w:sz w:val="28"/>
+          <w:szCs w:val="28"/>
+        </w:rPr>
+        <w:t>]</w:t>
+      </w:r>
+      <w:r>
+        <w:rPr>
+          <w:rFonts w:ascii="Times New Roman" w:hAnsi="Times New Roman" w:cs="Times New Roman"/>
+          <w:sz w:val="28"/>
+          <w:szCs w:val="28"/>
+        </w:rPr>
         <w:t xml:space="preserve">       </w:t>
       </w:r>
-      <w:proofErr w:type="gramStart"/>
-      <w:r>
-        <w:rPr>
-          <w:rFonts w:ascii="Times New Roman" w:hAnsi="Times New Roman" w:cs="Times New Roman"/>
-          <w:sz w:val="28"/>
-          <w:szCs w:val="28"/>
-        </w:rPr>
-        <w:t xml:space="preserve">  </w:t>
+      <w:r>
+        <w:rPr>
+          <w:rFonts w:ascii="Times New Roman" w:hAnsi="Times New Roman" w:cs="Times New Roman"/>
+          <w:sz w:val="28"/>
+          <w:szCs w:val="28"/>
+        </w:rPr>
+        <w:t xml:space="preserve">b. </w:t>
+      </w:r>
+      <w:r>
+        <w:rPr>
+          <w:rFonts w:ascii="Times New Roman" w:hAnsi="Times New Roman" w:cs="Times New Roman"/>
+          <w:sz w:val="28"/>
+          <w:szCs w:val="28"/>
+        </w:rPr>
+        <w:t xml:space="preserve">9 </w:t>
+      </w:r>
+      <w:r>
+        <w:rPr>
+          <w:rFonts w:ascii="Times New Roman" w:hAnsi="Times New Roman" w:cs="Times New Roman"/>
+          <w:sz w:val="28"/>
+          <w:szCs w:val="28"/>
+        </w:rPr>
+        <w:t>×</w:t>
+      </w:r>
+      <w:r>
+        <w:rPr>
+          <w:rFonts w:ascii="Times New Roman" w:hAnsi="Times New Roman" w:cs="Times New Roman"/>
+          <w:sz w:val="28"/>
+          <w:szCs w:val="28"/>
+        </w:rPr>
+        <w:t xml:space="preserve"> 2 = [</w:t>
+      </w:r>
+      <w:r>
+        <w:rPr>
+          <w:rFonts w:ascii="Times New Roman" w:hAnsi="Times New Roman" w:cs="Times New Roman"/>
+          <w:sz w:val="28"/>
+          <w:szCs w:val="28"/>
+        </w:rPr>
+        <w:t xml:space="preserve">         </w:t>
+      </w:r>
+      <w:r>
+        <w:rPr>
+          <w:rFonts w:ascii="Times New Roman" w:hAnsi="Times New Roman" w:cs="Times New Roman"/>
+          <w:sz w:val="28"/>
+          <w:szCs w:val="28"/>
+        </w:rPr>
+        <w:t xml:space="preserve"> ]</w:t>
+      </w:r>
+      <w:r>
+        <w:rPr>
+          <w:rFonts w:ascii="Times New Roman" w:hAnsi="Times New Roman" w:cs="Times New Roman"/>
+          <w:sz w:val="28"/>
+          <w:szCs w:val="28"/>
+        </w:rPr>
+        <w:t xml:space="preserve">        </w:t>
+      </w:r>
+      <w:r>
+        <w:rPr>
+          <w:rFonts w:ascii="Times New Roman" w:hAnsi="Times New Roman" w:cs="Times New Roman"/>
+          <w:sz w:val="28"/>
+          <w:szCs w:val="28"/>
+        </w:rPr>
+        <w:t xml:space="preserve">c. </w:t>
+      </w:r>
+      <w:r>
+        <w:rPr>
+          <w:rFonts w:ascii="Times New Roman" w:hAnsi="Times New Roman" w:cs="Times New Roman"/>
+          <w:sz w:val="28"/>
+          <w:szCs w:val="28"/>
+        </w:rPr>
+        <w:t xml:space="preserve">7 </w:t>
+      </w:r>
+      <w:r>
+        <w:rPr>
+          <w:rFonts w:ascii="Times New Roman" w:hAnsi="Times New Roman" w:cs="Times New Roman"/>
+          <w:sz w:val="28"/>
+          <w:szCs w:val="28"/>
+        </w:rPr>
+        <w:t>×</w:t>
+      </w:r>
+      <w:r>
+        <w:rPr>
+          <w:rFonts w:ascii="Times New Roman" w:hAnsi="Times New Roman" w:cs="Times New Roman"/>
+          <w:sz w:val="28"/>
+          <w:szCs w:val="28"/>
+        </w:rPr>
+        <w:t xml:space="preserve"> 5 = [ </w:t>
+      </w:r>
+      <w:r>
+        <w:rPr>
+          <w:rFonts w:ascii="Times New Roman" w:hAnsi="Times New Roman" w:cs="Times New Roman"/>
+          <w:sz w:val="28"/>
+          <w:szCs w:val="28"/>
+        </w:rPr>
+        <w:t xml:space="preserve">        </w:t>
       </w:r>
       <w:r>
         <w:rPr>
@@ -3239,14 +3070,172 @@
         </w:rPr>
         <w:t>]</w:t>
       </w:r>
-      <w:proofErr w:type="gramEnd"/>
-      <w:r>
-        <w:rPr>
-          <w:rFonts w:ascii="Times New Roman" w:hAnsi="Times New Roman" w:cs="Times New Roman"/>
-          <w:sz w:val="28"/>
-          <w:szCs w:val="28"/>
-        </w:rPr>
-        <w:t xml:space="preserve">       </w:t>
+      <w:r>
+        <w:rPr>
+          <w:rFonts w:ascii="Times New Roman" w:hAnsi="Times New Roman" w:cs="Times New Roman"/>
+          <w:sz w:val="28"/>
+          <w:szCs w:val="28"/>
+        </w:rPr>
+        <w:t xml:space="preserve">        </w:t>
+      </w:r>
+      <w:r>
+        <w:rPr>
+          <w:rFonts w:ascii="Times New Roman" w:hAnsi="Times New Roman" w:cs="Times New Roman"/>
+          <w:sz w:val="28"/>
+          <w:szCs w:val="28"/>
+        </w:rPr>
+        <w:t xml:space="preserve">d. </w:t>
+      </w:r>
+      <w:r>
+        <w:rPr>
+          <w:rFonts w:ascii="Times New Roman" w:hAnsi="Times New Roman" w:cs="Times New Roman"/>
+          <w:sz w:val="28"/>
+          <w:szCs w:val="28"/>
+        </w:rPr>
+        <w:t xml:space="preserve">3 </w:t>
+      </w:r>
+      <w:r>
+        <w:rPr>
+          <w:rFonts w:ascii="Times New Roman" w:hAnsi="Times New Roman" w:cs="Times New Roman"/>
+          <w:sz w:val="28"/>
+          <w:szCs w:val="28"/>
+        </w:rPr>
+        <w:t>×</w:t>
+      </w:r>
+      <w:r>
+        <w:rPr>
+          <w:rFonts w:ascii="Times New Roman" w:hAnsi="Times New Roman" w:cs="Times New Roman"/>
+          <w:sz w:val="28"/>
+          <w:szCs w:val="28"/>
+        </w:rPr>
+        <w:t xml:space="preserve"> 8 = [</w:t>
+      </w:r>
+      <w:r>
+        <w:rPr>
+          <w:rFonts w:ascii="Times New Roman" w:hAnsi="Times New Roman" w:cs="Times New Roman"/>
+          <w:sz w:val="28"/>
+          <w:szCs w:val="28"/>
+        </w:rPr>
+        <w:t xml:space="preserve">         </w:t>
+      </w:r>
+      <w:r>
+        <w:rPr>
+          <w:rFonts w:ascii="Times New Roman" w:hAnsi="Times New Roman" w:cs="Times New Roman"/>
+          <w:sz w:val="28"/>
+          <w:szCs w:val="28"/>
+        </w:rPr>
+        <w:t xml:space="preserve"> ]</w:t>
+      </w:r>
+    </w:p>
+    <w:p>
+      <w:pPr>
+        <w:rPr>
+          <w:rFonts w:ascii="Times New Roman" w:hAnsi="Times New Roman" w:cs="Times New Roman"/>
+          <w:b/>
+          <w:bCs/>
+          <w:sz w:val="28"/>
+          <w:szCs w:val="28"/>
+        </w:rPr>
+      </w:pPr>
+      <w:r>
+        <w:rPr>
+          <w:rFonts w:ascii="Times New Roman" w:hAnsi="Times New Roman" w:cs="Times New Roman"/>
+          <w:b/>
+          <w:bCs/>
+          <w:sz w:val="28"/>
+          <w:szCs w:val="28"/>
+        </w:rPr>
+        <w:t>6.</w:t>
+      </w:r>
+      <w:r>
+        <w:rPr>
+          <w:rFonts w:ascii="Times New Roman" w:hAnsi="Times New Roman" w:cs="Times New Roman"/>
+          <w:b/>
+          <w:bCs/>
+          <w:sz w:val="28"/>
+          <w:szCs w:val="28"/>
+        </w:rPr>
+        <w:t xml:space="preserve"> </w:t>
+      </w:r>
+      <w:r>
+        <w:rPr>
+          <w:rFonts w:ascii="Times New Roman" w:hAnsi="Times New Roman" w:cs="Times New Roman"/>
+          <w:b/>
+          <w:bCs/>
+          <w:sz w:val="28"/>
+          <w:szCs w:val="28"/>
+        </w:rPr>
+        <w:t>Write the Roman numerals for each of the following.</w:t>
+      </w:r>
+    </w:p>
+    <w:p>
+      <w:pPr>
+        <w:rPr>
+          <w:rFonts w:ascii="Times New Roman" w:hAnsi="Times New Roman" w:cs="Times New Roman"/>
+          <w:b/>
+          <w:bCs/>
+          <w:sz w:val="28"/>
+          <w:szCs w:val="28"/>
+        </w:rPr>
+      </w:pPr>
+      <w:r>
+        <w:rPr>
+          <w:rFonts w:ascii="Times New Roman" w:hAnsi="Times New Roman" w:cs="Times New Roman"/>
+          <w:b/>
+          <w:bCs/>
+          <w:sz w:val="28"/>
+          <w:szCs w:val="28"/>
+        </w:rPr>
+        <w:t>Ex: 9 = IX</w:t>
+      </w:r>
+    </w:p>
+    <w:p>
+      <w:pPr>
+        <w:rPr>
+          <w:rFonts w:ascii="Times New Roman" w:hAnsi="Times New Roman" w:cs="Times New Roman"/>
+          <w:sz w:val="28"/>
+          <w:szCs w:val="28"/>
+        </w:rPr>
+      </w:pPr>
+      <w:r>
+        <w:rPr>
+          <w:rFonts w:ascii="Times New Roman" w:hAnsi="Times New Roman" w:cs="Times New Roman"/>
+          <w:sz w:val="28"/>
+          <w:szCs w:val="28"/>
+        </w:rPr>
+        <w:t xml:space="preserve">a. </w:t>
+      </w:r>
+      <w:r>
+        <w:rPr>
+          <w:rFonts w:ascii="Times New Roman" w:hAnsi="Times New Roman" w:cs="Times New Roman"/>
+          <w:sz w:val="28"/>
+          <w:szCs w:val="28"/>
+        </w:rPr>
+        <w:t>11 = ___</w:t>
+      </w:r>
+      <w:r>
+        <w:rPr>
+          <w:rFonts w:ascii="Times New Roman" w:hAnsi="Times New Roman" w:cs="Times New Roman"/>
+          <w:sz w:val="28"/>
+          <w:szCs w:val="28"/>
+        </w:rPr>
+        <w:t>____</w:t>
+      </w:r>
+      <w:r>
+        <w:rPr>
+          <w:rFonts w:ascii="Times New Roman" w:hAnsi="Times New Roman" w:cs="Times New Roman"/>
+          <w:sz w:val="28"/>
+          <w:szCs w:val="28"/>
+        </w:rPr>
+        <w:t>_</w:t>
+      </w:r>
+      <w:r>
+        <w:rPr>
+          <w:rFonts w:ascii="Times New Roman" w:hAnsi="Times New Roman" w:cs="Times New Roman"/>
+          <w:sz w:val="28"/>
+          <w:szCs w:val="28"/>
+        </w:rPr>
+        <w:t xml:space="preserve">               </w:t>
       </w:r>
       <w:r>
         <w:rPr>
@@ -3262,36 +3251,130 @@
           <w:sz w:val="28"/>
           <w:szCs w:val="28"/>
         </w:rPr>
-        <w:t xml:space="preserve">9 </w:t>
-      </w:r>
-      <w:r>
-        <w:rPr>
-          <w:rFonts w:ascii="Times New Roman" w:hAnsi="Times New Roman" w:cs="Times New Roman"/>
-          <w:sz w:val="28"/>
-          <w:szCs w:val="28"/>
-        </w:rPr>
-        <w:t>×</w:t>
-      </w:r>
-      <w:r>
-        <w:rPr>
-          <w:rFonts w:ascii="Times New Roman" w:hAnsi="Times New Roman" w:cs="Times New Roman"/>
-          <w:sz w:val="28"/>
-          <w:szCs w:val="28"/>
-        </w:rPr>
-        <w:t xml:space="preserve"> 2 = [</w:t>
-      </w:r>
-      <w:r>
-        <w:rPr>
-          <w:rFonts w:ascii="Times New Roman" w:hAnsi="Times New Roman" w:cs="Times New Roman"/>
-          <w:sz w:val="28"/>
-          <w:szCs w:val="28"/>
-        </w:rPr>
-        <w:t xml:space="preserve">        </w:t>
-      </w:r>
-      <w:proofErr w:type="gramStart"/>
-      <w:r>
-        <w:rPr>
-          <w:rFonts w:ascii="Times New Roman" w:hAnsi="Times New Roman" w:cs="Times New Roman"/>
+        <w:t>15 = ___</w:t>
+      </w:r>
+      <w:r>
+        <w:rPr>
+          <w:rFonts w:ascii="Times New Roman" w:hAnsi="Times New Roman" w:cs="Times New Roman"/>
+          <w:sz w:val="28"/>
+          <w:szCs w:val="28"/>
+        </w:rPr>
+        <w:t>____</w:t>
+      </w:r>
+      <w:r>
+        <w:rPr>
+          <w:rFonts w:ascii="Times New Roman" w:hAnsi="Times New Roman" w:cs="Times New Roman"/>
+          <w:sz w:val="28"/>
+          <w:szCs w:val="28"/>
+        </w:rPr>
+        <w:t>_</w:t>
+      </w:r>
+      <w:r>
+        <w:rPr>
+          <w:rFonts w:ascii="Times New Roman" w:hAnsi="Times New Roman" w:cs="Times New Roman"/>
+          <w:sz w:val="28"/>
+          <w:szCs w:val="28"/>
+        </w:rPr>
+        <w:t xml:space="preserve">           </w:t>
+      </w:r>
+      <w:r>
+        <w:rPr>
+          <w:rFonts w:ascii="Times New Roman" w:hAnsi="Times New Roman" w:cs="Times New Roman"/>
+          <w:sz w:val="28"/>
+          <w:szCs w:val="28"/>
+        </w:rPr>
+        <w:t xml:space="preserve">c. </w:t>
+      </w:r>
+      <w:r>
+        <w:rPr>
+          <w:rFonts w:ascii="Times New Roman" w:hAnsi="Times New Roman" w:cs="Times New Roman"/>
+          <w:sz w:val="28"/>
+          <w:szCs w:val="28"/>
+        </w:rPr>
+        <w:t>20 = ___</w:t>
+      </w:r>
+      <w:r>
+        <w:rPr>
+          <w:rFonts w:ascii="Times New Roman" w:hAnsi="Times New Roman" w:cs="Times New Roman"/>
+          <w:sz w:val="28"/>
+          <w:szCs w:val="28"/>
+        </w:rPr>
+        <w:t>___</w:t>
+      </w:r>
+      <w:r>
+        <w:rPr>
+          <w:rFonts w:ascii="Times New Roman" w:hAnsi="Times New Roman" w:cs="Times New Roman"/>
+          <w:sz w:val="28"/>
+          <w:szCs w:val="28"/>
+        </w:rPr>
+        <w:t>_</w:t>
+      </w:r>
+      <w:r>
+        <w:rPr>
+          <w:rFonts w:ascii="Times New Roman" w:hAnsi="Times New Roman" w:cs="Times New Roman"/>
+          <w:sz w:val="28"/>
+          <w:szCs w:val="28"/>
+        </w:rPr>
+        <w:t xml:space="preserve">             </w:t>
+      </w:r>
+      <w:r>
+        <w:rPr>
+          <w:rFonts w:ascii="Times New Roman" w:hAnsi="Times New Roman" w:cs="Times New Roman"/>
+          <w:sz w:val="28"/>
+          <w:szCs w:val="28"/>
+        </w:rPr>
+        <w:t xml:space="preserve">d. </w:t>
+      </w:r>
+      <w:r>
+        <w:rPr>
+          <w:rFonts w:ascii="Times New Roman" w:hAnsi="Times New Roman" w:cs="Times New Roman"/>
+          <w:sz w:val="28"/>
+          <w:szCs w:val="28"/>
+        </w:rPr>
+        <w:t>6 = __</w:t>
+      </w:r>
+      <w:r>
+        <w:rPr>
+          <w:rFonts w:ascii="Times New Roman" w:hAnsi="Times New Roman" w:cs="Times New Roman"/>
+          <w:sz w:val="28"/>
+          <w:szCs w:val="28"/>
+        </w:rPr>
+        <w:t>____</w:t>
+      </w:r>
+      <w:r>
+        <w:rPr>
+          <w:rFonts w:ascii="Times New Roman" w:hAnsi="Times New Roman" w:cs="Times New Roman"/>
+          <w:sz w:val="28"/>
+          <w:szCs w:val="28"/>
+        </w:rPr>
+        <w:t>__</w:t>
+      </w:r>
+    </w:p>
+    <w:p>
+      <w:pPr>
+        <w:rPr>
+          <w:rFonts w:ascii="Times New Roman" w:hAnsi="Times New Roman" w:cs="Times New Roman"/>
+          <w:b/>
+          <w:bCs/>
+          <w:sz w:val="28"/>
+          <w:szCs w:val="28"/>
+        </w:rPr>
+      </w:pPr>
+      <w:r>
+        <w:rPr>
+          <w:rFonts w:ascii="Times New Roman" w:hAnsi="Times New Roman" w:cs="Times New Roman"/>
+          <w:b/>
+          <w:bCs/>
+          <w:sz w:val="28"/>
+          <w:szCs w:val="28"/>
+        </w:rPr>
+        <w:t>7.</w:t>
+      </w:r>
+      <w:r>
+        <w:rPr>
+          <w:rFonts w:ascii="Times New Roman" w:hAnsi="Times New Roman" w:cs="Times New Roman"/>
+          <w:b/>
+          <w:bCs/>
           <w:sz w:val="28"/>
           <w:szCs w:val="28"/>
         </w:rPr>
@@ -3300,823 +3383,418 @@
       <w:r>
         <w:rPr>
           <w:rFonts w:ascii="Times New Roman" w:hAnsi="Times New Roman" w:cs="Times New Roman"/>
+          <w:b/>
+          <w:bCs/>
+          <w:sz w:val="28"/>
+          <w:szCs w:val="28"/>
+        </w:rPr>
+        <w:t>What comes just before?</w:t>
+      </w:r>
+    </w:p>
+    <w:p>
+      <w:pPr>
+        <w:rPr>
+          <w:rFonts w:ascii="Times New Roman" w:hAnsi="Times New Roman" w:cs="Times New Roman"/>
+          <w:sz w:val="28"/>
+          <w:szCs w:val="28"/>
+        </w:rPr>
+      </w:pPr>
+      <w:r>
+        <w:rPr>
+          <w:rFonts w:ascii="Times New Roman" w:hAnsi="Times New Roman" w:cs="Times New Roman"/>
+          <w:sz w:val="28"/>
+          <w:szCs w:val="28"/>
+        </w:rPr>
+        <w:t xml:space="preserve">   </w:t>
+      </w:r>
+      <w:r>
+        <w:rPr>
+          <w:rFonts w:ascii="Times New Roman" w:hAnsi="Times New Roman" w:cs="Times New Roman"/>
+          <w:sz w:val="28"/>
+          <w:szCs w:val="28"/>
+        </w:rPr>
+        <w:t>a.</w:t>
+      </w:r>
+      <w:r>
+        <w:rPr>
+          <w:rFonts w:ascii="Times New Roman" w:hAnsi="Times New Roman" w:cs="Times New Roman"/>
+          <w:sz w:val="28"/>
+          <w:szCs w:val="28"/>
+        </w:rPr>
+        <w:t xml:space="preserve"> </w:t>
+      </w:r>
+      <w:r>
+        <w:rPr>
+          <w:rFonts w:ascii="Times New Roman" w:hAnsi="Times New Roman" w:cs="Times New Roman"/>
+          <w:sz w:val="28"/>
+          <w:szCs w:val="28"/>
+        </w:rPr>
+        <w:t>________</w:t>
+      </w:r>
+      <w:r>
+        <w:rPr>
+          <w:rFonts w:ascii="Times New Roman" w:hAnsi="Times New Roman" w:cs="Times New Roman"/>
+          <w:sz w:val="28"/>
+          <w:szCs w:val="28"/>
+        </w:rPr>
+        <w:t>424</w:t>
+      </w:r>
+      <w:r>
+        <w:rPr>
+          <w:rFonts w:ascii="Times New Roman" w:hAnsi="Times New Roman" w:cs="Times New Roman"/>
+          <w:sz w:val="28"/>
+          <w:szCs w:val="28"/>
+        </w:rPr>
+        <w:t xml:space="preserve">          </w:t>
+      </w:r>
+      <w:r>
+        <w:rPr>
+          <w:rFonts w:ascii="Times New Roman" w:hAnsi="Times New Roman" w:cs="Times New Roman"/>
+          <w:sz w:val="28"/>
+          <w:szCs w:val="28"/>
+        </w:rPr>
+        <w:t xml:space="preserve">b. </w:t>
+      </w:r>
+      <w:r>
+        <w:rPr>
+          <w:rFonts w:ascii="Times New Roman" w:hAnsi="Times New Roman" w:cs="Times New Roman"/>
+          <w:sz w:val="28"/>
+          <w:szCs w:val="28"/>
+        </w:rPr>
+        <w:t>________</w:t>
+      </w:r>
+      <w:r>
+        <w:rPr>
+          <w:rFonts w:ascii="Times New Roman" w:hAnsi="Times New Roman" w:cs="Times New Roman"/>
+          <w:sz w:val="28"/>
+          <w:szCs w:val="28"/>
+        </w:rPr>
+        <w:t>984</w:t>
+      </w:r>
+      <w:r>
+        <w:rPr>
+          <w:rFonts w:ascii="Times New Roman" w:hAnsi="Times New Roman" w:cs="Times New Roman"/>
+          <w:sz w:val="28"/>
+          <w:szCs w:val="28"/>
+        </w:rPr>
+        <w:t xml:space="preserve">          </w:t>
+      </w:r>
+      <w:r>
+        <w:rPr>
+          <w:rFonts w:ascii="Times New Roman" w:hAnsi="Times New Roman" w:cs="Times New Roman"/>
+          <w:sz w:val="28"/>
+          <w:szCs w:val="28"/>
+        </w:rPr>
+        <w:t xml:space="preserve">c. </w:t>
+      </w:r>
+      <w:r>
+        <w:rPr>
+          <w:rFonts w:ascii="Times New Roman" w:hAnsi="Times New Roman" w:cs="Times New Roman"/>
+          <w:sz w:val="28"/>
+          <w:szCs w:val="28"/>
+        </w:rPr>
+        <w:t>________</w:t>
+      </w:r>
+      <w:r>
+        <w:rPr>
+          <w:rFonts w:ascii="Times New Roman" w:hAnsi="Times New Roman" w:cs="Times New Roman"/>
+          <w:sz w:val="28"/>
+          <w:szCs w:val="28"/>
+        </w:rPr>
+        <w:t xml:space="preserve"> 521</w:t>
+      </w:r>
+      <w:r>
+        <w:rPr>
+          <w:rFonts w:ascii="Times New Roman" w:hAnsi="Times New Roman" w:cs="Times New Roman"/>
+          <w:sz w:val="28"/>
+          <w:szCs w:val="28"/>
+        </w:rPr>
+        <w:t xml:space="preserve">               </w:t>
+      </w:r>
+      <w:r>
+        <w:rPr>
+          <w:rFonts w:ascii="Times New Roman" w:hAnsi="Times New Roman" w:cs="Times New Roman"/>
+          <w:sz w:val="28"/>
+          <w:szCs w:val="28"/>
+        </w:rPr>
+        <w:t xml:space="preserve">d. </w:t>
+      </w:r>
+      <w:r>
+        <w:rPr>
+          <w:rFonts w:ascii="Times New Roman" w:hAnsi="Times New Roman" w:cs="Times New Roman"/>
+          <w:sz w:val="28"/>
+          <w:szCs w:val="28"/>
+        </w:rPr>
+        <w:t>________</w:t>
+      </w:r>
+      <w:r>
+        <w:rPr>
+          <w:rFonts w:ascii="Times New Roman" w:hAnsi="Times New Roman" w:cs="Times New Roman"/>
+          <w:sz w:val="28"/>
+          <w:szCs w:val="28"/>
+        </w:rPr>
+        <w:t>189</w:t>
+      </w:r>
+    </w:p>
+    <w:p>
+      <w:pPr>
+        <w:rPr>
+          <w:rFonts w:ascii="Times New Roman" w:hAnsi="Times New Roman" w:cs="Times New Roman"/>
+          <w:b/>
+          <w:bCs/>
+          <w:sz w:val="28"/>
+          <w:szCs w:val="28"/>
+        </w:rPr>
+      </w:pPr>
+      <w:r>
+        <w:rPr>
+          <w:rFonts w:ascii="Times New Roman" w:hAnsi="Times New Roman" w:cs="Times New Roman"/>
+          <w:b/>
+          <w:bCs/>
+          <w:sz w:val="28"/>
+          <w:szCs w:val="28"/>
+        </w:rPr>
+        <w:t>8.</w:t>
+      </w:r>
+      <w:r>
+        <w:rPr>
+          <w:rFonts w:ascii="Times New Roman" w:hAnsi="Times New Roman" w:cs="Times New Roman"/>
+          <w:b/>
+          <w:bCs/>
+          <w:sz w:val="28"/>
+          <w:szCs w:val="28"/>
+        </w:rPr>
+        <w:t xml:space="preserve"> </w:t>
+      </w:r>
+      <w:r>
+        <w:rPr>
+          <w:rFonts w:ascii="Times New Roman" w:hAnsi="Times New Roman" w:cs="Times New Roman"/>
+          <w:b/>
+          <w:bCs/>
+          <w:sz w:val="28"/>
+          <w:szCs w:val="28"/>
+        </w:rPr>
+        <w:t>What comes just after?</w:t>
+      </w:r>
+    </w:p>
+    <w:p>
+      <w:pPr>
+        <w:rPr>
+          <w:rFonts w:ascii="Times New Roman" w:hAnsi="Times New Roman" w:cs="Times New Roman"/>
+          <w:sz w:val="28"/>
+          <w:szCs w:val="28"/>
+        </w:rPr>
+      </w:pPr>
+      <w:r>
+        <w:rPr>
+          <w:rFonts w:ascii="Times New Roman" w:hAnsi="Times New Roman" w:cs="Times New Roman"/>
+          <w:sz w:val="28"/>
+          <w:szCs w:val="28"/>
+        </w:rPr>
+        <w:t xml:space="preserve">   </w:t>
+      </w:r>
+      <w:r>
+        <w:rPr>
+          <w:rFonts w:ascii="Times New Roman" w:hAnsi="Times New Roman" w:cs="Times New Roman"/>
+          <w:sz w:val="28"/>
+          <w:szCs w:val="28"/>
+        </w:rPr>
+        <w:t>a.</w:t>
+      </w:r>
+      <w:r>
+        <w:rPr>
+          <w:rFonts w:ascii="Times New Roman" w:hAnsi="Times New Roman" w:cs="Times New Roman"/>
+          <w:sz w:val="28"/>
+          <w:szCs w:val="28"/>
+        </w:rPr>
+        <w:t xml:space="preserve"> </w:t>
+      </w:r>
+      <w:r>
+        <w:rPr>
+          <w:rFonts w:ascii="Times New Roman" w:hAnsi="Times New Roman" w:cs="Times New Roman"/>
+          <w:sz w:val="28"/>
+          <w:szCs w:val="28"/>
+        </w:rPr>
+        <w:t xml:space="preserve">685 </w:t>
+      </w:r>
+      <w:r>
+        <w:rPr>
+          <w:rFonts w:ascii="Times New Roman" w:hAnsi="Times New Roman" w:cs="Times New Roman"/>
+          <w:sz w:val="28"/>
+          <w:szCs w:val="28"/>
+        </w:rPr>
+        <w:t xml:space="preserve">________        </w:t>
+      </w:r>
+      <w:r>
+        <w:rPr>
+          <w:rFonts w:ascii="Times New Roman" w:hAnsi="Times New Roman" w:cs="Times New Roman"/>
+          <w:sz w:val="28"/>
+          <w:szCs w:val="28"/>
+        </w:rPr>
+        <w:t>b.</w:t>
+      </w:r>
+      <w:r>
+        <w:rPr>
+          <w:rFonts w:ascii="Times New Roman" w:hAnsi="Times New Roman" w:cs="Times New Roman"/>
+          <w:sz w:val="28"/>
+          <w:szCs w:val="28"/>
+        </w:rPr>
+        <w:t xml:space="preserve"> </w:t>
+      </w:r>
+      <w:r>
+        <w:rPr>
+          <w:rFonts w:ascii="Times New Roman" w:hAnsi="Times New Roman" w:cs="Times New Roman"/>
+          <w:sz w:val="28"/>
+          <w:szCs w:val="28"/>
+        </w:rPr>
+        <w:t xml:space="preserve">987 </w:t>
+      </w:r>
+      <w:r>
+        <w:rPr>
+          <w:rFonts w:ascii="Times New Roman" w:hAnsi="Times New Roman" w:cs="Times New Roman"/>
+          <w:sz w:val="28"/>
+          <w:szCs w:val="28"/>
+        </w:rPr>
+        <w:t xml:space="preserve">________          </w:t>
+      </w:r>
+      <w:r>
+        <w:rPr>
+          <w:rFonts w:ascii="Times New Roman" w:hAnsi="Times New Roman" w:cs="Times New Roman"/>
+          <w:sz w:val="28"/>
+          <w:szCs w:val="28"/>
+        </w:rPr>
+        <w:t xml:space="preserve">c. </w:t>
+      </w:r>
+      <w:r>
+        <w:rPr>
+          <w:rFonts w:ascii="Times New Roman" w:hAnsi="Times New Roman" w:cs="Times New Roman"/>
+          <w:sz w:val="28"/>
+          <w:szCs w:val="28"/>
+        </w:rPr>
+        <w:t xml:space="preserve">846 </w:t>
+      </w:r>
+      <w:r>
+        <w:rPr>
+          <w:rFonts w:ascii="Times New Roman" w:hAnsi="Times New Roman" w:cs="Times New Roman"/>
+          <w:sz w:val="28"/>
+          <w:szCs w:val="28"/>
+        </w:rPr>
+        <w:t xml:space="preserve">________              </w:t>
+      </w:r>
+      <w:r>
+        <w:rPr>
+          <w:rFonts w:ascii="Times New Roman" w:hAnsi="Times New Roman" w:cs="Times New Roman"/>
+          <w:sz w:val="28"/>
+          <w:szCs w:val="28"/>
+        </w:rPr>
+        <w:t xml:space="preserve">d. </w:t>
+      </w:r>
+      <w:r>
+        <w:rPr>
+          <w:rFonts w:ascii="Times New Roman" w:hAnsi="Times New Roman" w:cs="Times New Roman"/>
+          <w:sz w:val="28"/>
+          <w:szCs w:val="28"/>
+        </w:rPr>
+        <w:t xml:space="preserve">587 </w:t>
+      </w:r>
+      <w:r>
+        <w:rPr>
+          <w:rFonts w:ascii="Times New Roman" w:hAnsi="Times New Roman" w:cs="Times New Roman"/>
+          <w:sz w:val="28"/>
+          <w:szCs w:val="28"/>
+        </w:rPr>
+        <w:t>________</w:t>
+      </w:r>
+    </w:p>
+    <w:p>
+      <w:pPr>
+        <w:rPr>
+          <w:rFonts w:ascii="Times New Roman" w:hAnsi="Times New Roman" w:cs="Times New Roman"/>
+          <w:b/>
+          <w:bCs/>
+          <w:sz w:val="28"/>
+          <w:szCs w:val="28"/>
+        </w:rPr>
+      </w:pPr>
+      <w:r>
+        <w:rPr>
+          <w:rFonts w:ascii="Times New Roman" w:hAnsi="Times New Roman" w:cs="Times New Roman"/>
+          <w:b/>
+          <w:bCs/>
+          <w:sz w:val="28"/>
+          <w:szCs w:val="28"/>
+        </w:rPr>
+        <w:t>9.</w:t>
+      </w:r>
+      <w:r>
+        <w:rPr>
+          <w:rFonts w:ascii="Times New Roman" w:hAnsi="Times New Roman" w:cs="Times New Roman"/>
+          <w:b/>
+          <w:bCs/>
+          <w:sz w:val="28"/>
+          <w:szCs w:val="28"/>
+        </w:rPr>
+        <w:t xml:space="preserve"> </w:t>
+      </w:r>
+      <w:r>
+        <w:rPr>
+          <w:rFonts w:ascii="Times New Roman" w:hAnsi="Times New Roman" w:cs="Times New Roman"/>
+          <w:b/>
+          <w:bCs/>
+          <w:sz w:val="28"/>
+          <w:szCs w:val="28"/>
+        </w:rPr>
+        <w:t>Find the sum.</w:t>
+      </w:r>
+    </w:p>
+    <w:p>
+      <w:pPr>
+        <w:rPr>
+          <w:rFonts w:ascii="Times New Roman" w:hAnsi="Times New Roman" w:cs="Times New Roman"/>
+          <w:sz w:val="28"/>
+          <w:szCs w:val="28"/>
+        </w:rPr>
+      </w:pPr>
+      <w:r>
+        <w:rPr>
+          <w:rFonts w:ascii="Times New Roman" w:hAnsi="Times New Roman" w:cs="Times New Roman"/>
+          <w:sz w:val="28"/>
+          <w:szCs w:val="28"/>
+        </w:rPr>
+        <w:t xml:space="preserve">    </w:t>
+      </w:r>
+      <w:r>
+        <w:rPr>
+          <w:rFonts w:ascii="Times New Roman" w:hAnsi="Times New Roman" w:cs="Times New Roman"/>
+          <w:sz w:val="28"/>
+          <w:szCs w:val="28"/>
+        </w:rPr>
+        <w:t xml:space="preserve">a. </w:t>
+      </w:r>
+      <w:r>
+        <w:rPr>
+          <w:rFonts w:ascii="Times New Roman" w:hAnsi="Times New Roman" w:cs="Times New Roman"/>
+          <w:sz w:val="28"/>
+          <w:szCs w:val="28"/>
+        </w:rPr>
+        <w:t>15 + 16 = [</w:t>
+      </w:r>
+      <w:r>
+        <w:rPr>
+          <w:rFonts w:ascii="Times New Roman" w:hAnsi="Times New Roman" w:cs="Times New Roman"/>
+          <w:sz w:val="28"/>
+          <w:szCs w:val="28"/>
+        </w:rPr>
+        <w:t>__________</w:t>
+      </w:r>
+      <w:r>
+        <w:rPr>
+          <w:rFonts w:ascii="Times New Roman" w:hAnsi="Times New Roman" w:cs="Times New Roman"/>
           <w:sz w:val="28"/>
           <w:szCs w:val="28"/>
         </w:rPr>
         <w:t xml:space="preserve"> ]</w:t>
       </w:r>
-      <w:proofErr w:type="gramEnd"/>
-      <w:r>
-        <w:rPr>
-          <w:rFonts w:ascii="Times New Roman" w:hAnsi="Times New Roman" w:cs="Times New Roman"/>
-          <w:sz w:val="28"/>
-          <w:szCs w:val="28"/>
-        </w:rPr>
-        <w:t xml:space="preserve">        </w:t>
-      </w:r>
-      <w:r>
-        <w:rPr>
-          <w:rFonts w:ascii="Times New Roman" w:hAnsi="Times New Roman" w:cs="Times New Roman"/>
-          <w:sz w:val="28"/>
-          <w:szCs w:val="28"/>
-        </w:rPr>
-        <w:t xml:space="preserve">c. </w:t>
-      </w:r>
-      <w:r>
-        <w:rPr>
-          <w:rFonts w:ascii="Times New Roman" w:hAnsi="Times New Roman" w:cs="Times New Roman"/>
-          <w:sz w:val="28"/>
-          <w:szCs w:val="28"/>
-        </w:rPr>
-        <w:t xml:space="preserve">7 </w:t>
-      </w:r>
-      <w:r>
-        <w:rPr>
-          <w:rFonts w:ascii="Times New Roman" w:hAnsi="Times New Roman" w:cs="Times New Roman"/>
-          <w:sz w:val="28"/>
-          <w:szCs w:val="28"/>
-        </w:rPr>
-        <w:t>×</w:t>
-      </w:r>
-      <w:r>
-        <w:rPr>
-          <w:rFonts w:ascii="Times New Roman" w:hAnsi="Times New Roman" w:cs="Times New Roman"/>
-          <w:sz w:val="28"/>
-          <w:szCs w:val="28"/>
-        </w:rPr>
-        <w:t xml:space="preserve"> 5 = [ </w:t>
-      </w:r>
-      <w:r>
-        <w:rPr>
-          <w:rFonts w:ascii="Times New Roman" w:hAnsi="Times New Roman" w:cs="Times New Roman"/>
-          <w:sz w:val="28"/>
-          <w:szCs w:val="28"/>
-        </w:rPr>
-        <w:t xml:space="preserve">      </w:t>
-      </w:r>
-      <w:proofErr w:type="gramStart"/>
-      <w:r>
-        <w:rPr>
-          <w:rFonts w:ascii="Times New Roman" w:hAnsi="Times New Roman" w:cs="Times New Roman"/>
-          <w:sz w:val="28"/>
-          <w:szCs w:val="28"/>
-        </w:rPr>
-        <w:t xml:space="preserve">  </w:t>
-      </w:r>
-      <w:r>
-        <w:rPr>
-          <w:rFonts w:ascii="Times New Roman" w:hAnsi="Times New Roman" w:cs="Times New Roman"/>
-          <w:sz w:val="28"/>
-          <w:szCs w:val="28"/>
-        </w:rPr>
-        <w:t>]</w:t>
-      </w:r>
-      <w:proofErr w:type="gramEnd"/>
-      <w:r>
-        <w:rPr>
-          <w:rFonts w:ascii="Times New Roman" w:hAnsi="Times New Roman" w:cs="Times New Roman"/>
-          <w:sz w:val="28"/>
-          <w:szCs w:val="28"/>
-        </w:rPr>
-        <w:t xml:space="preserve">        </w:t>
-      </w:r>
-      <w:r>
-        <w:rPr>
-          <w:rFonts w:ascii="Times New Roman" w:hAnsi="Times New Roman" w:cs="Times New Roman"/>
-          <w:sz w:val="28"/>
-          <w:szCs w:val="28"/>
-        </w:rPr>
-        <w:t xml:space="preserve">d. </w:t>
-      </w:r>
-      <w:r>
-        <w:rPr>
-          <w:rFonts w:ascii="Times New Roman" w:hAnsi="Times New Roman" w:cs="Times New Roman"/>
-          <w:sz w:val="28"/>
-          <w:szCs w:val="28"/>
-        </w:rPr>
-        <w:t xml:space="preserve">3 </w:t>
-      </w:r>
-      <w:r>
-        <w:rPr>
-          <w:rFonts w:ascii="Times New Roman" w:hAnsi="Times New Roman" w:cs="Times New Roman"/>
-          <w:sz w:val="28"/>
-          <w:szCs w:val="28"/>
-        </w:rPr>
-        <w:t>×</w:t>
-      </w:r>
-      <w:r>
-        <w:rPr>
-          <w:rFonts w:ascii="Times New Roman" w:hAnsi="Times New Roman" w:cs="Times New Roman"/>
-          <w:sz w:val="28"/>
-          <w:szCs w:val="28"/>
-        </w:rPr>
-        <w:t xml:space="preserve"> 8 = [</w:t>
-      </w:r>
-      <w:r>
-        <w:rPr>
-          <w:rFonts w:ascii="Times New Roman" w:hAnsi="Times New Roman" w:cs="Times New Roman"/>
-          <w:sz w:val="28"/>
-          <w:szCs w:val="28"/>
-        </w:rPr>
-        <w:t xml:space="preserve">        </w:t>
-      </w:r>
-      <w:proofErr w:type="gramStart"/>
-      <w:r>
-        <w:rPr>
-          <w:rFonts w:ascii="Times New Roman" w:hAnsi="Times New Roman" w:cs="Times New Roman"/>
-          <w:sz w:val="28"/>
-          <w:szCs w:val="28"/>
-        </w:rPr>
-        <w:t xml:space="preserve"> </w:t>
-      </w:r>
-      <w:r>
-        <w:rPr>
-          <w:rFonts w:ascii="Times New Roman" w:hAnsi="Times New Roman" w:cs="Times New Roman"/>
-          <w:sz w:val="28"/>
-          <w:szCs w:val="28"/>
-        </w:rPr>
-        <w:t xml:space="preserve"> ]</w:t>
-      </w:r>
-      <w:proofErr w:type="gramEnd"/>
-    </w:p>
-    <w:p>
-      <w:pPr>
-        <w:rPr>
-          <w:rFonts w:ascii="Times New Roman" w:hAnsi="Times New Roman" w:cs="Times New Roman"/>
-          <w:b/>
-          <w:bCs/>
-          <w:sz w:val="28"/>
-          <w:szCs w:val="28"/>
-        </w:rPr>
-      </w:pPr>
-      <w:r>
-        <w:rPr>
-          <w:rFonts w:ascii="Times New Roman" w:hAnsi="Times New Roman" w:cs="Times New Roman"/>
-          <w:b/>
-          <w:bCs/>
-          <w:sz w:val="28"/>
-          <w:szCs w:val="28"/>
-        </w:rPr>
-        <w:t>6.</w:t>
-      </w:r>
-      <w:r>
-        <w:rPr>
-          <w:rFonts w:ascii="Times New Roman" w:hAnsi="Times New Roman" w:cs="Times New Roman"/>
-          <w:b/>
-          <w:bCs/>
-          <w:sz w:val="28"/>
-          <w:szCs w:val="28"/>
-        </w:rPr>
-        <w:t xml:space="preserve"> </w:t>
-      </w:r>
-      <w:r>
-        <w:rPr>
-          <w:rFonts w:ascii="Times New Roman" w:hAnsi="Times New Roman" w:cs="Times New Roman"/>
-          <w:b/>
-          <w:bCs/>
-          <w:sz w:val="28"/>
-          <w:szCs w:val="28"/>
-        </w:rPr>
-        <w:t>Write the Roman numerals for each of the following.</w:t>
-      </w:r>
-    </w:p>
-    <w:p>
-      <w:pPr>
-        <w:rPr>
-          <w:rFonts w:ascii="Times New Roman" w:hAnsi="Times New Roman" w:cs="Times New Roman"/>
-          <w:b/>
-          <w:bCs/>
-          <w:sz w:val="28"/>
-          <w:szCs w:val="28"/>
-        </w:rPr>
-      </w:pPr>
-      <w:r>
-        <w:rPr>
-          <w:rFonts w:ascii="Times New Roman" w:hAnsi="Times New Roman" w:cs="Times New Roman"/>
-          <w:b/>
-          <w:bCs/>
-          <w:sz w:val="28"/>
-          <w:szCs w:val="28"/>
-        </w:rPr>
-        <w:t>Ex: 9 = IX</w:t>
-      </w:r>
-    </w:p>
-    <w:p>
-      <w:pPr>
-        <w:rPr>
-          <w:rFonts w:ascii="Times New Roman" w:hAnsi="Times New Roman" w:cs="Times New Roman"/>
-          <w:sz w:val="28"/>
-          <w:szCs w:val="28"/>
-        </w:rPr>
-      </w:pPr>
-      <w:r>
-        <w:rPr>
-          <w:rFonts w:ascii="Times New Roman" w:hAnsi="Times New Roman" w:cs="Times New Roman"/>
-          <w:sz w:val="28"/>
-          <w:szCs w:val="28"/>
-        </w:rPr>
-        <w:t xml:space="preserve">a. </w:t>
-      </w:r>
-      <w:r>
-        <w:rPr>
-          <w:rFonts w:ascii="Times New Roman" w:hAnsi="Times New Roman" w:cs="Times New Roman"/>
-          <w:sz w:val="28"/>
-          <w:szCs w:val="28"/>
-        </w:rPr>
-        <w:t>11 = ___</w:t>
-      </w:r>
-      <w:r>
-        <w:rPr>
-          <w:rFonts w:ascii="Times New Roman" w:hAnsi="Times New Roman" w:cs="Times New Roman"/>
-          <w:sz w:val="28"/>
-          <w:szCs w:val="28"/>
-        </w:rPr>
-        <w:t>____</w:t>
-      </w:r>
-      <w:r>
-        <w:rPr>
-          <w:rFonts w:ascii="Times New Roman" w:hAnsi="Times New Roman" w:cs="Times New Roman"/>
-          <w:sz w:val="28"/>
-          <w:szCs w:val="28"/>
-        </w:rPr>
-        <w:t>_</w:t>
-      </w:r>
-      <w:r>
-        <w:rPr>
-          <w:rFonts w:ascii="Times New Roman" w:hAnsi="Times New Roman" w:cs="Times New Roman"/>
-          <w:sz w:val="28"/>
-          <w:szCs w:val="28"/>
-        </w:rPr>
-        <w:t xml:space="preserve">               </w:t>
-      </w:r>
-      <w:r>
-        <w:rPr>
-          <w:rFonts w:ascii="Times New Roman" w:hAnsi="Times New Roman" w:cs="Times New Roman"/>
-          <w:sz w:val="28"/>
-          <w:szCs w:val="28"/>
-        </w:rPr>
-        <w:t xml:space="preserve">b. </w:t>
-      </w:r>
-      <w:r>
-        <w:rPr>
-          <w:rFonts w:ascii="Times New Roman" w:hAnsi="Times New Roman" w:cs="Times New Roman"/>
-          <w:sz w:val="28"/>
-          <w:szCs w:val="28"/>
-        </w:rPr>
-        <w:t>15 = ___</w:t>
-      </w:r>
-      <w:r>
-        <w:rPr>
-          <w:rFonts w:ascii="Times New Roman" w:hAnsi="Times New Roman" w:cs="Times New Roman"/>
-          <w:sz w:val="28"/>
-          <w:szCs w:val="28"/>
-        </w:rPr>
-        <w:t>____</w:t>
-      </w:r>
-      <w:r>
-        <w:rPr>
-          <w:rFonts w:ascii="Times New Roman" w:hAnsi="Times New Roman" w:cs="Times New Roman"/>
-          <w:sz w:val="28"/>
-          <w:szCs w:val="28"/>
-        </w:rPr>
-        <w:t>_</w:t>
-      </w:r>
-      <w:r>
-        <w:rPr>
-          <w:rFonts w:ascii="Times New Roman" w:hAnsi="Times New Roman" w:cs="Times New Roman"/>
-          <w:sz w:val="28"/>
-          <w:szCs w:val="28"/>
-        </w:rPr>
-        <w:t xml:space="preserve">           </w:t>
-      </w:r>
-      <w:r>
-        <w:rPr>
-          <w:rFonts w:ascii="Times New Roman" w:hAnsi="Times New Roman" w:cs="Times New Roman"/>
-          <w:sz w:val="28"/>
-          <w:szCs w:val="28"/>
-        </w:rPr>
-        <w:t xml:space="preserve">c. </w:t>
-      </w:r>
-      <w:r>
-        <w:rPr>
-          <w:rFonts w:ascii="Times New Roman" w:hAnsi="Times New Roman" w:cs="Times New Roman"/>
-          <w:sz w:val="28"/>
-          <w:szCs w:val="28"/>
-        </w:rPr>
-        <w:t>20 = ___</w:t>
-      </w:r>
-      <w:r>
-        <w:rPr>
-          <w:rFonts w:ascii="Times New Roman" w:hAnsi="Times New Roman" w:cs="Times New Roman"/>
-          <w:sz w:val="28"/>
-          <w:szCs w:val="28"/>
-        </w:rPr>
-        <w:t>___</w:t>
-      </w:r>
-      <w:r>
-        <w:rPr>
-          <w:rFonts w:ascii="Times New Roman" w:hAnsi="Times New Roman" w:cs="Times New Roman"/>
-          <w:sz w:val="28"/>
-          <w:szCs w:val="28"/>
-        </w:rPr>
-        <w:t>_</w:t>
-      </w:r>
-      <w:r>
-        <w:rPr>
-          <w:rFonts w:ascii="Times New Roman" w:hAnsi="Times New Roman" w:cs="Times New Roman"/>
-          <w:sz w:val="28"/>
-          <w:szCs w:val="28"/>
-        </w:rPr>
-        <w:t xml:space="preserve">             </w:t>
-      </w:r>
-      <w:r>
-        <w:rPr>
-          <w:rFonts w:ascii="Times New Roman" w:hAnsi="Times New Roman" w:cs="Times New Roman"/>
-          <w:sz w:val="28"/>
-          <w:szCs w:val="28"/>
-        </w:rPr>
-        <w:t xml:space="preserve">d. </w:t>
-      </w:r>
-      <w:r>
-        <w:rPr>
-          <w:rFonts w:ascii="Times New Roman" w:hAnsi="Times New Roman" w:cs="Times New Roman"/>
-          <w:sz w:val="28"/>
-          <w:szCs w:val="28"/>
-        </w:rPr>
-        <w:t>6 = __</w:t>
-      </w:r>
-      <w:r>
-        <w:rPr>
-          <w:rFonts w:ascii="Times New Roman" w:hAnsi="Times New Roman" w:cs="Times New Roman"/>
-          <w:sz w:val="28"/>
-          <w:szCs w:val="28"/>
-        </w:rPr>
-        <w:t>____</w:t>
-      </w:r>
-      <w:r>
-        <w:rPr>
-          <w:rFonts w:ascii="Times New Roman" w:hAnsi="Times New Roman" w:cs="Times New Roman"/>
-          <w:sz w:val="28"/>
-          <w:szCs w:val="28"/>
-        </w:rPr>
-        <w:t>__</w:t>
-      </w:r>
-    </w:p>
-    <w:p>
-      <w:pPr>
-        <w:rPr>
-          <w:rFonts w:ascii="Times New Roman" w:hAnsi="Times New Roman" w:cs="Times New Roman"/>
-          <w:b/>
-          <w:bCs/>
-          <w:sz w:val="28"/>
-          <w:szCs w:val="28"/>
-        </w:rPr>
-      </w:pPr>
-      <w:r>
-        <w:rPr>
-          <w:rFonts w:ascii="Times New Roman" w:hAnsi="Times New Roman" w:cs="Times New Roman"/>
-          <w:b/>
-          <w:bCs/>
-          <w:sz w:val="28"/>
-          <w:szCs w:val="28"/>
-        </w:rPr>
-        <w:t>7.</w:t>
-      </w:r>
-      <w:r>
-        <w:rPr>
-          <w:rFonts w:ascii="Times New Roman" w:hAnsi="Times New Roman" w:cs="Times New Roman"/>
-          <w:b/>
-          <w:bCs/>
-          <w:sz w:val="28"/>
-          <w:szCs w:val="28"/>
-        </w:rPr>
-        <w:t xml:space="preserve"> </w:t>
-      </w:r>
-      <w:r>
-        <w:rPr>
-          <w:rFonts w:ascii="Times New Roman" w:hAnsi="Times New Roman" w:cs="Times New Roman"/>
-          <w:b/>
-          <w:bCs/>
-          <w:sz w:val="28"/>
-          <w:szCs w:val="28"/>
-        </w:rPr>
-        <w:t>What comes just before?</w:t>
-      </w:r>
-    </w:p>
-    <w:p>
-      <w:pPr>
-        <w:rPr>
-          <w:rFonts w:ascii="Times New Roman" w:hAnsi="Times New Roman" w:cs="Times New Roman"/>
-          <w:sz w:val="28"/>
-          <w:szCs w:val="28"/>
-        </w:rPr>
-      </w:pPr>
-      <w:r>
-        <w:rPr>
-          <w:rFonts w:ascii="Times New Roman" w:hAnsi="Times New Roman" w:cs="Times New Roman"/>
-          <w:sz w:val="28"/>
-          <w:szCs w:val="28"/>
-        </w:rPr>
-        <w:t xml:space="preserve">   </w:t>
-      </w:r>
-      <w:r>
-        <w:rPr>
-          <w:rFonts w:ascii="Times New Roman" w:hAnsi="Times New Roman" w:cs="Times New Roman"/>
-          <w:sz w:val="28"/>
-          <w:szCs w:val="28"/>
-        </w:rPr>
-        <w:t>a.</w:t>
-      </w:r>
-      <w:r>
-        <w:rPr>
-          <w:rFonts w:ascii="Times New Roman" w:hAnsi="Times New Roman" w:cs="Times New Roman"/>
-          <w:sz w:val="28"/>
-          <w:szCs w:val="28"/>
-        </w:rPr>
-        <w:t xml:space="preserve"> </w:t>
-      </w:r>
-      <w:r>
-        <w:rPr>
-          <w:rFonts w:ascii="Times New Roman" w:hAnsi="Times New Roman" w:cs="Times New Roman"/>
-          <w:sz w:val="28"/>
-          <w:szCs w:val="28"/>
-        </w:rPr>
-        <w:t>________</w:t>
-      </w:r>
-      <w:r>
-        <w:rPr>
-          <w:rFonts w:ascii="Times New Roman" w:hAnsi="Times New Roman" w:cs="Times New Roman"/>
-          <w:sz w:val="28"/>
-          <w:szCs w:val="28"/>
-        </w:rPr>
-        <w:t>424</w:t>
-      </w:r>
-      <w:r>
-        <w:rPr>
-          <w:rFonts w:ascii="Times New Roman" w:hAnsi="Times New Roman" w:cs="Times New Roman"/>
-          <w:sz w:val="28"/>
-          <w:szCs w:val="28"/>
-        </w:rPr>
-        <w:t xml:space="preserve">          </w:t>
-      </w:r>
-      <w:r>
-        <w:rPr>
-          <w:rFonts w:ascii="Times New Roman" w:hAnsi="Times New Roman" w:cs="Times New Roman"/>
-          <w:sz w:val="28"/>
-          <w:szCs w:val="28"/>
-        </w:rPr>
-        <w:t xml:space="preserve">b. </w:t>
-      </w:r>
-      <w:r>
-        <w:rPr>
-          <w:rFonts w:ascii="Times New Roman" w:hAnsi="Times New Roman" w:cs="Times New Roman"/>
-          <w:sz w:val="28"/>
-          <w:szCs w:val="28"/>
-        </w:rPr>
-        <w:t>________</w:t>
-      </w:r>
-      <w:r>
-        <w:rPr>
-          <w:rFonts w:ascii="Times New Roman" w:hAnsi="Times New Roman" w:cs="Times New Roman"/>
-          <w:sz w:val="28"/>
-          <w:szCs w:val="28"/>
-        </w:rPr>
-        <w:t>984</w:t>
-      </w:r>
-      <w:r>
-        <w:rPr>
-          <w:rFonts w:ascii="Times New Roman" w:hAnsi="Times New Roman" w:cs="Times New Roman"/>
-          <w:sz w:val="28"/>
-          <w:szCs w:val="28"/>
-        </w:rPr>
-        <w:t xml:space="preserve">          </w:t>
-      </w:r>
-      <w:r>
-        <w:rPr>
-          <w:rFonts w:ascii="Times New Roman" w:hAnsi="Times New Roman" w:cs="Times New Roman"/>
-          <w:sz w:val="28"/>
-          <w:szCs w:val="28"/>
-        </w:rPr>
-        <w:t xml:space="preserve">c. </w:t>
-      </w:r>
-      <w:r>
-        <w:rPr>
-          <w:rFonts w:ascii="Times New Roman" w:hAnsi="Times New Roman" w:cs="Times New Roman"/>
-          <w:sz w:val="28"/>
-          <w:szCs w:val="28"/>
-        </w:rPr>
-        <w:t>________</w:t>
-      </w:r>
-      <w:r>
-        <w:rPr>
-          <w:rFonts w:ascii="Times New Roman" w:hAnsi="Times New Roman" w:cs="Times New Roman"/>
-          <w:sz w:val="28"/>
-          <w:szCs w:val="28"/>
-        </w:rPr>
-        <w:t xml:space="preserve"> 521</w:t>
-      </w:r>
-      <w:r>
-        <w:rPr>
-          <w:rFonts w:ascii="Times New Roman" w:hAnsi="Times New Roman" w:cs="Times New Roman"/>
-          <w:sz w:val="28"/>
-          <w:szCs w:val="28"/>
-        </w:rPr>
-        <w:t xml:space="preserve">               </w:t>
-      </w:r>
-      <w:r>
-        <w:rPr>
-          <w:rFonts w:ascii="Times New Roman" w:hAnsi="Times New Roman" w:cs="Times New Roman"/>
-          <w:sz w:val="28"/>
-          <w:szCs w:val="28"/>
-        </w:rPr>
-        <w:t xml:space="preserve">d. </w:t>
-      </w:r>
-      <w:r>
-        <w:rPr>
-          <w:rFonts w:ascii="Times New Roman" w:hAnsi="Times New Roman" w:cs="Times New Roman"/>
-          <w:sz w:val="28"/>
-          <w:szCs w:val="28"/>
-        </w:rPr>
-        <w:t>________</w:t>
-      </w:r>
-      <w:r>
-        <w:rPr>
-          <w:rFonts w:ascii="Times New Roman" w:hAnsi="Times New Roman" w:cs="Times New Roman"/>
-          <w:sz w:val="28"/>
-          <w:szCs w:val="28"/>
-        </w:rPr>
-        <w:t>189</w:t>
-      </w:r>
-    </w:p>
-    <w:p>
-      <w:pPr>
-        <w:rPr>
-          <w:rFonts w:ascii="Times New Roman" w:hAnsi="Times New Roman" w:cs="Times New Roman"/>
-          <w:b/>
-          <w:bCs/>
-          <w:sz w:val="28"/>
-          <w:szCs w:val="28"/>
-        </w:rPr>
-      </w:pPr>
-      <w:r>
-        <w:rPr>
-          <w:rFonts w:ascii="Times New Roman" w:hAnsi="Times New Roman" w:cs="Times New Roman"/>
-          <w:b/>
-          <w:bCs/>
-          <w:sz w:val="28"/>
-          <w:szCs w:val="28"/>
-        </w:rPr>
-        <w:t>8.</w:t>
-      </w:r>
-      <w:r>
-        <w:rPr>
-          <w:rFonts w:ascii="Times New Roman" w:hAnsi="Times New Roman" w:cs="Times New Roman"/>
-          <w:b/>
-          <w:bCs/>
-          <w:sz w:val="28"/>
-          <w:szCs w:val="28"/>
-        </w:rPr>
-        <w:t xml:space="preserve"> </w:t>
-      </w:r>
-      <w:r>
-        <w:rPr>
-          <w:rFonts w:ascii="Times New Roman" w:hAnsi="Times New Roman" w:cs="Times New Roman"/>
-          <w:b/>
-          <w:bCs/>
-          <w:sz w:val="28"/>
-          <w:szCs w:val="28"/>
-        </w:rPr>
-        <w:t>What comes just after?</w:t>
-      </w:r>
-    </w:p>
-    <w:p>
-      <w:pPr>
-        <w:rPr>
-          <w:rFonts w:ascii="Times New Roman" w:hAnsi="Times New Roman" w:cs="Times New Roman"/>
-          <w:sz w:val="28"/>
-          <w:szCs w:val="28"/>
-        </w:rPr>
-      </w:pPr>
-      <w:r>
-        <w:rPr>
-          <w:rFonts w:ascii="Times New Roman" w:hAnsi="Times New Roman" w:cs="Times New Roman"/>
-          <w:sz w:val="28"/>
-          <w:szCs w:val="28"/>
-        </w:rPr>
-        <w:t xml:space="preserve">   </w:t>
-      </w:r>
-      <w:r>
-        <w:rPr>
-          <w:rFonts w:ascii="Times New Roman" w:hAnsi="Times New Roman" w:cs="Times New Roman"/>
-          <w:sz w:val="28"/>
-          <w:szCs w:val="28"/>
-        </w:rPr>
-        <w:t>a.</w:t>
-      </w:r>
-      <w:r>
-        <w:rPr>
-          <w:rFonts w:ascii="Times New Roman" w:hAnsi="Times New Roman" w:cs="Times New Roman"/>
-          <w:sz w:val="28"/>
-          <w:szCs w:val="28"/>
-        </w:rPr>
-        <w:t xml:space="preserve"> </w:t>
-      </w:r>
-      <w:r>
-        <w:rPr>
-          <w:rFonts w:ascii="Times New Roman" w:hAnsi="Times New Roman" w:cs="Times New Roman"/>
-          <w:sz w:val="28"/>
-          <w:szCs w:val="28"/>
-        </w:rPr>
-        <w:t xml:space="preserve">685 </w:t>
-      </w:r>
-      <w:r>
-        <w:rPr>
-          <w:rFonts w:ascii="Times New Roman" w:hAnsi="Times New Roman" w:cs="Times New Roman"/>
-          <w:sz w:val="28"/>
-          <w:szCs w:val="28"/>
-        </w:rPr>
-        <w:t xml:space="preserve">________        </w:t>
-      </w:r>
-      <w:r>
-        <w:rPr>
-          <w:rFonts w:ascii="Times New Roman" w:hAnsi="Times New Roman" w:cs="Times New Roman"/>
-          <w:sz w:val="28"/>
-          <w:szCs w:val="28"/>
-        </w:rPr>
-        <w:t>b.</w:t>
-      </w:r>
-      <w:r>
-        <w:rPr>
-          <w:rFonts w:ascii="Times New Roman" w:hAnsi="Times New Roman" w:cs="Times New Roman"/>
-          <w:sz w:val="28"/>
-          <w:szCs w:val="28"/>
-        </w:rPr>
-        <w:t xml:space="preserve"> </w:t>
-      </w:r>
-      <w:r>
-        <w:rPr>
-          <w:rFonts w:ascii="Times New Roman" w:hAnsi="Times New Roman" w:cs="Times New Roman"/>
-          <w:sz w:val="28"/>
-          <w:szCs w:val="28"/>
-        </w:rPr>
-        <w:t xml:space="preserve">987 </w:t>
-      </w:r>
-      <w:r>
-        <w:rPr>
-          <w:rFonts w:ascii="Times New Roman" w:hAnsi="Times New Roman" w:cs="Times New Roman"/>
-          <w:sz w:val="28"/>
-          <w:szCs w:val="28"/>
-        </w:rPr>
-        <w:t xml:space="preserve">________          </w:t>
-      </w:r>
-      <w:r>
-        <w:rPr>
-          <w:rFonts w:ascii="Times New Roman" w:hAnsi="Times New Roman" w:cs="Times New Roman"/>
-          <w:sz w:val="28"/>
-          <w:szCs w:val="28"/>
-        </w:rPr>
-        <w:t xml:space="preserve">c. </w:t>
-      </w:r>
-      <w:r>
-        <w:rPr>
-          <w:rFonts w:ascii="Times New Roman" w:hAnsi="Times New Roman" w:cs="Times New Roman"/>
-          <w:sz w:val="28"/>
-          <w:szCs w:val="28"/>
-        </w:rPr>
-        <w:t xml:space="preserve">846 </w:t>
-      </w:r>
-      <w:r>
-        <w:rPr>
-          <w:rFonts w:ascii="Times New Roman" w:hAnsi="Times New Roman" w:cs="Times New Roman"/>
-          <w:sz w:val="28"/>
-          <w:szCs w:val="28"/>
-        </w:rPr>
-        <w:t xml:space="preserve">________              </w:t>
-      </w:r>
-      <w:r>
-        <w:rPr>
-          <w:rFonts w:ascii="Times New Roman" w:hAnsi="Times New Roman" w:cs="Times New Roman"/>
-          <w:sz w:val="28"/>
-          <w:szCs w:val="28"/>
-        </w:rPr>
-        <w:t xml:space="preserve">d. </w:t>
-      </w:r>
-      <w:r>
-        <w:rPr>
-          <w:rFonts w:ascii="Times New Roman" w:hAnsi="Times New Roman" w:cs="Times New Roman"/>
-          <w:sz w:val="28"/>
-          <w:szCs w:val="28"/>
-        </w:rPr>
-        <w:t xml:space="preserve">587 </w:t>
-      </w:r>
-      <w:r>
-        <w:rPr>
-          <w:rFonts w:ascii="Times New Roman" w:hAnsi="Times New Roman" w:cs="Times New Roman"/>
-          <w:sz w:val="28"/>
-          <w:szCs w:val="28"/>
-        </w:rPr>
-        <w:t>________</w:t>
-      </w:r>
-    </w:p>
-    <w:p>
-      <w:pPr>
-        <w:rPr>
-          <w:rFonts w:ascii="Times New Roman" w:hAnsi="Times New Roman" w:cs="Times New Roman"/>
-          <w:b/>
-          <w:bCs/>
-          <w:sz w:val="28"/>
-          <w:szCs w:val="28"/>
-        </w:rPr>
-      </w:pPr>
-      <w:r>
-        <w:rPr>
-          <w:rFonts w:ascii="Times New Roman" w:hAnsi="Times New Roman" w:cs="Times New Roman"/>
-          <w:b/>
-          <w:bCs/>
-          <w:sz w:val="28"/>
-          <w:szCs w:val="28"/>
-        </w:rPr>
-        <w:t>9.</w:t>
-      </w:r>
-      <w:r>
-        <w:rPr>
-          <w:rFonts w:ascii="Times New Roman" w:hAnsi="Times New Roman" w:cs="Times New Roman"/>
-          <w:b/>
-          <w:bCs/>
-          <w:sz w:val="28"/>
-          <w:szCs w:val="28"/>
-        </w:rPr>
-        <w:t xml:space="preserve"> </w:t>
-      </w:r>
-      <w:r>
-        <w:rPr>
-          <w:rFonts w:ascii="Times New Roman" w:hAnsi="Times New Roman" w:cs="Times New Roman"/>
-          <w:b/>
-          <w:bCs/>
-          <w:sz w:val="28"/>
-          <w:szCs w:val="28"/>
-        </w:rPr>
-        <w:t>Find the sum.</w:t>
-      </w:r>
-    </w:p>
-    <w:p>
-      <w:pPr>
-        <w:rPr>
-          <w:rFonts w:ascii="Times New Roman" w:hAnsi="Times New Roman" w:cs="Times New Roman"/>
-          <w:sz w:val="28"/>
-          <w:szCs w:val="28"/>
-        </w:rPr>
-      </w:pPr>
-      <w:r>
-        <w:rPr>
-          <w:rFonts w:ascii="Times New Roman" w:hAnsi="Times New Roman" w:cs="Times New Roman"/>
-          <w:sz w:val="28"/>
-          <w:szCs w:val="28"/>
-        </w:rPr>
-        <w:t xml:space="preserve">    </w:t>
-      </w:r>
-      <w:r>
-        <w:rPr>
-          <w:rFonts w:ascii="Times New Roman" w:hAnsi="Times New Roman" w:cs="Times New Roman"/>
-          <w:sz w:val="28"/>
-          <w:szCs w:val="28"/>
-        </w:rPr>
-        <w:t xml:space="preserve">a. </w:t>
-      </w:r>
-      <w:r>
-        <w:rPr>
-          <w:rFonts w:ascii="Times New Roman" w:hAnsi="Times New Roman" w:cs="Times New Roman"/>
-          <w:sz w:val="28"/>
-          <w:szCs w:val="28"/>
-        </w:rPr>
-        <w:t>15 + 16 = [</w:t>
-      </w:r>
-      <w:r>
-        <w:rPr>
-          <w:rFonts w:ascii="Times New Roman" w:hAnsi="Times New Roman" w:cs="Times New Roman"/>
-          <w:sz w:val="28"/>
-          <w:szCs w:val="28"/>
-        </w:rPr>
-        <w:t>_________</w:t>
-      </w:r>
-      <w:proofErr w:type="gramStart"/>
-      <w:r>
-        <w:rPr>
-          <w:rFonts w:ascii="Times New Roman" w:hAnsi="Times New Roman" w:cs="Times New Roman"/>
-          <w:sz w:val="28"/>
-          <w:szCs w:val="28"/>
-        </w:rPr>
-        <w:t>_</w:t>
-      </w:r>
-      <w:r>
-        <w:rPr>
-          <w:rFonts w:ascii="Times New Roman" w:hAnsi="Times New Roman" w:cs="Times New Roman"/>
-          <w:sz w:val="28"/>
-          <w:szCs w:val="28"/>
-        </w:rPr>
-        <w:t xml:space="preserve"> ]</w:t>
-      </w:r>
-      <w:proofErr w:type="gramEnd"/>
       <w:r>
         <w:rPr>
           <w:rFonts w:ascii="Times New Roman" w:hAnsi="Times New Roman" w:cs="Times New Roman"/>
@@ -4655,9 +4333,72 @@
           <w:sz w:val="28"/>
           <w:szCs w:val="28"/>
         </w:rPr>
-        <w:t xml:space="preserve">     </w:t>
-      </w:r>
-      <w:proofErr w:type="gramStart"/>
+        <w:t xml:space="preserve">      </w:t>
+      </w:r>
+      <w:r>
+        <w:rPr>
+          <w:rFonts w:ascii="Times New Roman" w:hAnsi="Times New Roman" w:cs="Times New Roman"/>
+          <w:sz w:val="28"/>
+          <w:szCs w:val="28"/>
+        </w:rPr>
+        <w:t xml:space="preserve"> ] 255</w:t>
+      </w:r>
+      <w:r>
+        <w:rPr>
+          <w:rFonts w:ascii="Times New Roman" w:hAnsi="Times New Roman" w:cs="Times New Roman"/>
+          <w:sz w:val="28"/>
+          <w:szCs w:val="28"/>
+        </w:rPr>
+        <w:t xml:space="preserve">          </w:t>
+      </w:r>
+      <w:r>
+        <w:rPr>
+          <w:rFonts w:ascii="Times New Roman" w:hAnsi="Times New Roman" w:cs="Times New Roman"/>
+          <w:sz w:val="28"/>
+          <w:szCs w:val="28"/>
+        </w:rPr>
+        <w:t xml:space="preserve">b. </w:t>
+      </w:r>
+      <w:r>
+        <w:rPr>
+          <w:rFonts w:ascii="Times New Roman" w:hAnsi="Times New Roman" w:cs="Times New Roman"/>
+          <w:sz w:val="28"/>
+          <w:szCs w:val="28"/>
+        </w:rPr>
+        <w:t>481 [</w:t>
+      </w:r>
+      <w:r>
+        <w:rPr>
+          <w:rFonts w:ascii="Times New Roman" w:hAnsi="Times New Roman" w:cs="Times New Roman"/>
+          <w:sz w:val="28"/>
+          <w:szCs w:val="28"/>
+        </w:rPr>
+        <w:t xml:space="preserve">      </w:t>
+      </w:r>
+      <w:r>
+        <w:rPr>
+          <w:rFonts w:ascii="Times New Roman" w:hAnsi="Times New Roman" w:cs="Times New Roman"/>
+          <w:sz w:val="28"/>
+          <w:szCs w:val="28"/>
+        </w:rPr>
+        <w:t xml:space="preserve"> ] 821</w:t>
+      </w:r>
+      <w:r>
+        <w:rPr>
+          <w:rFonts w:ascii="Times New Roman" w:hAnsi="Times New Roman" w:cs="Times New Roman"/>
+          <w:sz w:val="28"/>
+          <w:szCs w:val="28"/>
+        </w:rPr>
+        <w:t xml:space="preserve">         </w:t>
+      </w:r>
+      <w:r>
+        <w:rPr>
+          <w:rFonts w:ascii="Times New Roman" w:hAnsi="Times New Roman" w:cs="Times New Roman"/>
+          <w:sz w:val="28"/>
+          <w:szCs w:val="28"/>
+        </w:rPr>
+        <w:t>c.</w:t>
+      </w:r>
       <w:r>
         <w:rPr>
           <w:rFonts w:ascii="Times New Roman" w:hAnsi="Times New Roman" w:cs="Times New Roman"/>
@@ -4672,105 +4413,6 @@
           <w:sz w:val="28"/>
           <w:szCs w:val="28"/>
         </w:rPr>
-        <w:t xml:space="preserve"> ]</w:t>
-      </w:r>
-      <w:proofErr w:type="gramEnd"/>
-      <w:r>
-        <w:rPr>
-          <w:rFonts w:ascii="Times New Roman" w:hAnsi="Times New Roman" w:cs="Times New Roman"/>
-          <w:sz w:val="28"/>
-          <w:szCs w:val="28"/>
-        </w:rPr>
-        <w:t xml:space="preserve"> 255</w:t>
-      </w:r>
-      <w:r>
-        <w:rPr>
-          <w:rFonts w:ascii="Times New Roman" w:hAnsi="Times New Roman" w:cs="Times New Roman"/>
-          <w:sz w:val="28"/>
-          <w:szCs w:val="28"/>
-        </w:rPr>
-        <w:t xml:space="preserve">          </w:t>
-      </w:r>
-      <w:r>
-        <w:rPr>
-          <w:rFonts w:ascii="Times New Roman" w:hAnsi="Times New Roman" w:cs="Times New Roman"/>
-          <w:sz w:val="28"/>
-          <w:szCs w:val="28"/>
-        </w:rPr>
-        <w:t xml:space="preserve">b. </w:t>
-      </w:r>
-      <w:r>
-        <w:rPr>
-          <w:rFonts w:ascii="Times New Roman" w:hAnsi="Times New Roman" w:cs="Times New Roman"/>
-          <w:sz w:val="28"/>
-          <w:szCs w:val="28"/>
-        </w:rPr>
-        <w:t>481 [</w:t>
-      </w:r>
-      <w:r>
-        <w:rPr>
-          <w:rFonts w:ascii="Times New Roman" w:hAnsi="Times New Roman" w:cs="Times New Roman"/>
-          <w:sz w:val="28"/>
-          <w:szCs w:val="28"/>
-        </w:rPr>
-        <w:t xml:space="preserve">     </w:t>
-      </w:r>
-      <w:proofErr w:type="gramStart"/>
-      <w:r>
-        <w:rPr>
-          <w:rFonts w:ascii="Times New Roman" w:hAnsi="Times New Roman" w:cs="Times New Roman"/>
-          <w:sz w:val="28"/>
-          <w:szCs w:val="28"/>
-        </w:rPr>
-        <w:t xml:space="preserve"> </w:t>
-      </w:r>
-      <w:r>
-        <w:rPr>
-          <w:rFonts w:ascii="Times New Roman" w:hAnsi="Times New Roman" w:cs="Times New Roman"/>
-          <w:sz w:val="28"/>
-          <w:szCs w:val="28"/>
-        </w:rPr>
-        <w:t xml:space="preserve"> ]</w:t>
-      </w:r>
-      <w:proofErr w:type="gramEnd"/>
-      <w:r>
-        <w:rPr>
-          <w:rFonts w:ascii="Times New Roman" w:hAnsi="Times New Roman" w:cs="Times New Roman"/>
-          <w:sz w:val="28"/>
-          <w:szCs w:val="28"/>
-        </w:rPr>
-        <w:t xml:space="preserve"> 821</w:t>
-      </w:r>
-      <w:r>
-        <w:rPr>
-          <w:rFonts w:ascii="Times New Roman" w:hAnsi="Times New Roman" w:cs="Times New Roman"/>
-          <w:sz w:val="28"/>
-          <w:szCs w:val="28"/>
-        </w:rPr>
-        <w:t xml:space="preserve">         </w:t>
-      </w:r>
-      <w:r>
-        <w:rPr>
-          <w:rFonts w:ascii="Times New Roman" w:hAnsi="Times New Roman" w:cs="Times New Roman"/>
-          <w:sz w:val="28"/>
-          <w:szCs w:val="28"/>
-        </w:rPr>
-        <w:t>c.</w:t>
-      </w:r>
-      <w:r>
-        <w:rPr>
-          <w:rFonts w:ascii="Times New Roman" w:hAnsi="Times New Roman" w:cs="Times New Roman"/>
-          <w:sz w:val="28"/>
-          <w:szCs w:val="28"/>
-        </w:rPr>
-        <w:t xml:space="preserve"> </w:t>
-      </w:r>
-      <w:r>
-        <w:rPr>
-          <w:rFonts w:ascii="Times New Roman" w:hAnsi="Times New Roman" w:cs="Times New Roman"/>
-          <w:sz w:val="28"/>
-          <w:szCs w:val="28"/>
-        </w:rPr>
         <w:t>966 [</w:t>
       </w:r>
       <w:r>
@@ -4779,33 +4421,15 @@
           <w:sz w:val="28"/>
           <w:szCs w:val="28"/>
         </w:rPr>
-        <w:t xml:space="preserve">     </w:t>
-      </w:r>
-      <w:proofErr w:type="gramStart"/>
-      <w:r>
-        <w:rPr>
-          <w:rFonts w:ascii="Times New Roman" w:hAnsi="Times New Roman" w:cs="Times New Roman"/>
-          <w:sz w:val="28"/>
-          <w:szCs w:val="28"/>
-        </w:rPr>
-        <w:t xml:space="preserve"> </w:t>
-      </w:r>
-      <w:r>
-        <w:rPr>
-          <w:rFonts w:ascii="Times New Roman" w:hAnsi="Times New Roman" w:cs="Times New Roman"/>
-          <w:sz w:val="28"/>
-          <w:szCs w:val="28"/>
-        </w:rPr>
-        <w:t xml:space="preserve"> ]</w:t>
-      </w:r>
-      <w:proofErr w:type="gramEnd"/>
-      <w:r>
-        <w:rPr>
-          <w:rFonts w:ascii="Times New Roman" w:hAnsi="Times New Roman" w:cs="Times New Roman"/>
-          <w:sz w:val="28"/>
-          <w:szCs w:val="28"/>
-        </w:rPr>
-        <w:t xml:space="preserve"> 966</w:t>
+        <w:t xml:space="preserve">      </w:t>
+      </w:r>
+      <w:r>
+        <w:rPr>
+          <w:rFonts w:ascii="Times New Roman" w:hAnsi="Times New Roman" w:cs="Times New Roman"/>
+          <w:sz w:val="28"/>
+          <w:szCs w:val="28"/>
+        </w:rPr>
+        <w:t xml:space="preserve"> ] 966</w:t>
       </w:r>
       <w:r>
         <w:rPr>
@@ -4837,33 +4461,15 @@
           <w:sz w:val="28"/>
           <w:szCs w:val="28"/>
         </w:rPr>
-        <w:t xml:space="preserve">      </w:t>
-      </w:r>
-      <w:proofErr w:type="gramStart"/>
-      <w:r>
-        <w:rPr>
-          <w:rFonts w:ascii="Times New Roman" w:hAnsi="Times New Roman" w:cs="Times New Roman"/>
-          <w:sz w:val="28"/>
-          <w:szCs w:val="28"/>
-        </w:rPr>
-        <w:t xml:space="preserve"> </w:t>
-      </w:r>
-      <w:r>
-        <w:rPr>
-          <w:rFonts w:ascii="Times New Roman" w:hAnsi="Times New Roman" w:cs="Times New Roman"/>
-          <w:sz w:val="28"/>
-          <w:szCs w:val="28"/>
-        </w:rPr>
-        <w:t xml:space="preserve"> ]</w:t>
-      </w:r>
-      <w:proofErr w:type="gramEnd"/>
-      <w:r>
-        <w:rPr>
-          <w:rFonts w:ascii="Times New Roman" w:hAnsi="Times New Roman" w:cs="Times New Roman"/>
-          <w:sz w:val="28"/>
-          <w:szCs w:val="28"/>
-        </w:rPr>
-        <w:t xml:space="preserve"> 105</w:t>
+        <w:t xml:space="preserve">       </w:t>
+      </w:r>
+      <w:r>
+        <w:rPr>
+          <w:rFonts w:ascii="Times New Roman" w:hAnsi="Times New Roman" w:cs="Times New Roman"/>
+          <w:sz w:val="28"/>
+          <w:szCs w:val="28"/>
+        </w:rPr>
+        <w:t xml:space="preserve"> ] 105</w:t>
       </w:r>
     </w:p>
     <w:p>

--- a/Received/2/2, maths.docx
+++ b/Received/2/2, maths.docx
@@ -1863,7 +1863,17 @@
           <w:sz w:val="28"/>
           <w:szCs w:val="28"/>
         </w:rPr>
-        <w:t>2.</w:t>
+        <w:t>1</w:t>
+      </w:r>
+      <w:r>
+        <w:rPr>
+          <w:rFonts w:ascii="Times New Roman" w:hAnsi="Times New Roman" w:cs="Times New Roman"/>
+          <w:b/>
+          <w:bCs/>
+          <w:sz w:val="28"/>
+          <w:szCs w:val="28"/>
+        </w:rPr>
+        <w:t>.</w:t>
       </w:r>
       <w:r>
         <w:rPr>
@@ -1902,7 +1912,7 @@
           <w:szCs w:val="28"/>
         </w:rPr>
         <w:drawing>
-          <wp:anchor distT="0" distB="0" distL="114300" distR="114300" simplePos="0" relativeHeight="251638272" behindDoc="0" locked="0" layoutInCell="1" allowOverlap="1" wp14:anchorId="0CA1F514" wp14:editId="4A0EAF48">
+          <wp:anchor distT="0" distB="0" distL="114300" distR="114300" simplePos="0" relativeHeight="251638272" behindDoc="0" locked="0" layoutInCell="1" allowOverlap="1" wp14:anchorId="0CA1F514" wp14:editId="17BDFAF5">
             <wp:simplePos x="0" y="0"/>
             <wp:positionH relativeFrom="column">
               <wp:posOffset>4764795</wp:posOffset>
@@ -2368,7 +2378,17 @@
           <w:sz w:val="28"/>
           <w:szCs w:val="28"/>
         </w:rPr>
-        <w:t>3.</w:t>
+        <w:t>2</w:t>
+      </w:r>
+      <w:r>
+        <w:rPr>
+          <w:rFonts w:ascii="Times New Roman" w:hAnsi="Times New Roman" w:cs="Times New Roman"/>
+          <w:b/>
+          <w:bCs/>
+          <w:sz w:val="28"/>
+          <w:szCs w:val="28"/>
+        </w:rPr>
+        <w:t>.</w:t>
       </w:r>
       <w:r>
         <w:rPr>
@@ -2519,7 +2539,17 @@
           <w:sz w:val="28"/>
           <w:szCs w:val="28"/>
         </w:rPr>
-        <w:t>4.</w:t>
+        <w:t>3</w:t>
+      </w:r>
+      <w:r>
+        <w:rPr>
+          <w:rFonts w:ascii="Times New Roman" w:hAnsi="Times New Roman" w:cs="Times New Roman"/>
+          <w:b/>
+          <w:bCs/>
+          <w:sz w:val="28"/>
+          <w:szCs w:val="28"/>
+        </w:rPr>
+        <w:t>.</w:t>
       </w:r>
       <w:r>
         <w:rPr>
@@ -2871,7 +2901,17 @@
           <w:sz w:val="28"/>
           <w:szCs w:val="28"/>
         </w:rPr>
-        <w:t>5.</w:t>
+        <w:t>4</w:t>
+      </w:r>
+      <w:r>
+        <w:rPr>
+          <w:rFonts w:ascii="Times New Roman" w:hAnsi="Times New Roman" w:cs="Times New Roman"/>
+          <w:b/>
+          <w:bCs/>
+          <w:sz w:val="28"/>
+          <w:szCs w:val="28"/>
+        </w:rPr>
+        <w:t>.</w:t>
       </w:r>
       <w:r>
         <w:rPr>
@@ -3145,7 +3185,17 @@
           <w:sz w:val="28"/>
           <w:szCs w:val="28"/>
         </w:rPr>
-        <w:t>6.</w:t>
+        <w:t>5</w:t>
+      </w:r>
+      <w:r>
+        <w:rPr>
+          <w:rFonts w:ascii="Times New Roman" w:hAnsi="Times New Roman" w:cs="Times New Roman"/>
+          <w:b/>
+          <w:bCs/>
+          <w:sz w:val="28"/>
+          <w:szCs w:val="28"/>
+        </w:rPr>
+        <w:t>.</w:t>
       </w:r>
       <w:r>
         <w:rPr>
@@ -3368,7 +3418,17 @@
           <w:sz w:val="28"/>
           <w:szCs w:val="28"/>
         </w:rPr>
-        <w:t>7.</w:t>
+        <w:t>6</w:t>
+      </w:r>
+      <w:r>
+        <w:rPr>
+          <w:rFonts w:ascii="Times New Roman" w:hAnsi="Times New Roman" w:cs="Times New Roman"/>
+          <w:b/>
+          <w:bCs/>
+          <w:sz w:val="28"/>
+          <w:szCs w:val="28"/>
+        </w:rPr>
+        <w:t>.</w:t>
       </w:r>
       <w:r>
         <w:rPr>
@@ -3554,7 +3614,17 @@
           <w:sz w:val="28"/>
           <w:szCs w:val="28"/>
         </w:rPr>
-        <w:t>8.</w:t>
+        <w:t>7</w:t>
+      </w:r>
+      <w:r>
+        <w:rPr>
+          <w:rFonts w:ascii="Times New Roman" w:hAnsi="Times New Roman" w:cs="Times New Roman"/>
+          <w:b/>
+          <w:bCs/>
+          <w:sz w:val="28"/>
+          <w:szCs w:val="28"/>
+        </w:rPr>
+        <w:t>.</w:t>
       </w:r>
       <w:r>
         <w:rPr>
@@ -3724,7 +3794,17 @@
           <w:sz w:val="28"/>
           <w:szCs w:val="28"/>
         </w:rPr>
-        <w:t>9.</w:t>
+        <w:t>8</w:t>
+      </w:r>
+      <w:r>
+        <w:rPr>
+          <w:rFonts w:ascii="Times New Roman" w:hAnsi="Times New Roman" w:cs="Times New Roman"/>
+          <w:b/>
+          <w:bCs/>
+          <w:sz w:val="28"/>
+          <w:szCs w:val="28"/>
+        </w:rPr>
+        <w:t>.</w:t>
       </w:r>
       <w:r>
         <w:rPr>
@@ -3878,7 +3958,17 @@
           <w:sz w:val="28"/>
           <w:szCs w:val="28"/>
         </w:rPr>
-        <w:t>10.</w:t>
+        <w:t>9</w:t>
+      </w:r>
+      <w:r>
+        <w:rPr>
+          <w:rFonts w:ascii="Times New Roman" w:hAnsi="Times New Roman" w:cs="Times New Roman"/>
+          <w:b/>
+          <w:bCs/>
+          <w:sz w:val="28"/>
+          <w:szCs w:val="28"/>
+        </w:rPr>
+        <w:t>.</w:t>
       </w:r>
       <w:r>
         <w:rPr>
@@ -3998,14 +4088,182 @@
       </w:pPr>
       <w:r>
         <w:rPr>
-          <w:rFonts w:ascii="Times New Roman" w:hAnsi="Times New Roman" w:cs="Times New Roman"/>
-          <w:b/>
-          <w:bCs/>
-          <w:sz w:val="28"/>
-          <w:szCs w:val="28"/>
+          <w:noProof/>
         </w:rPr>
         <w:lastRenderedPageBreak/>
-        <w:t>11.</w:t>
+        <mc:AlternateContent>
+          <mc:Choice Requires="wps">
+            <w:drawing>
+              <wp:anchor distT="0" distB="0" distL="114300" distR="114300" simplePos="0" relativeHeight="251705856" behindDoc="0" locked="0" layoutInCell="1" allowOverlap="1" wp14:anchorId="08F836B4" wp14:editId="0E7A16EC">
+                <wp:simplePos x="0" y="0"/>
+                <wp:positionH relativeFrom="column">
+                  <wp:posOffset>2376845</wp:posOffset>
+                </wp:positionH>
+                <wp:positionV relativeFrom="paragraph">
+                  <wp:posOffset>311514</wp:posOffset>
+                </wp:positionV>
+                <wp:extent cx="95312" cy="98291"/>
+                <wp:effectExtent l="0" t="0" r="19050" b="16510"/>
+                <wp:wrapNone/>
+                <wp:docPr id="1781751414" name="Oval 16"/>
+                <wp:cNvGraphicFramePr/>
+                <a:graphic xmlns:a="http://schemas.openxmlformats.org/drawingml/2006/main">
+                  <a:graphicData uri="http://schemas.microsoft.com/office/word/2010/wordprocessingShape">
+                    <wps:wsp>
+                      <wps:cNvSpPr/>
+                      <wps:spPr>
+                        <a:xfrm>
+                          <a:off x="0" y="0"/>
+                          <a:ext cx="95312" cy="98291"/>
+                        </a:xfrm>
+                        <a:prstGeom prst="ellipse">
+                          <a:avLst/>
+                        </a:prstGeom>
+                      </wps:spPr>
+                      <wps:style>
+                        <a:lnRef idx="2">
+                          <a:schemeClr val="accent1">
+                            <a:shade val="15000"/>
+                          </a:schemeClr>
+                        </a:lnRef>
+                        <a:fillRef idx="1">
+                          <a:schemeClr val="accent1"/>
+                        </a:fillRef>
+                        <a:effectRef idx="0">
+                          <a:schemeClr val="accent1"/>
+                        </a:effectRef>
+                        <a:fontRef idx="minor">
+                          <a:schemeClr val="lt1"/>
+                        </a:fontRef>
+                      </wps:style>
+                      <wps:bodyPr rot="0" spcFirstLastPara="0" vertOverflow="overflow" horzOverflow="overflow" vert="horz" wrap="square" lIns="91440" tIns="45720" rIns="91440" bIns="45720" numCol="1" spcCol="0" rtlCol="0" fromWordArt="0" anchor="ctr" anchorCtr="0" forceAA="0" compatLnSpc="1">
+                        <a:prstTxWarp prst="textNoShape">
+                          <a:avLst/>
+                        </a:prstTxWarp>
+                        <a:noAutofit/>
+                      </wps:bodyPr>
+                    </wps:wsp>
+                  </a:graphicData>
+                </a:graphic>
+                <wp14:sizeRelH relativeFrom="margin">
+                  <wp14:pctWidth>0</wp14:pctWidth>
+                </wp14:sizeRelH>
+                <wp14:sizeRelV relativeFrom="margin">
+                  <wp14:pctHeight>0</wp14:pctHeight>
+                </wp14:sizeRelV>
+              </wp:anchor>
+            </w:drawing>
+          </mc:Choice>
+          <mc:Fallback>
+            <w:pict>
+              <v:oval w14:anchorId="29F96533" id="Oval 16" o:spid="_x0000_s1026" style="position:absolute;margin-left:187.15pt;margin-top:24.55pt;width:7.5pt;height:7.75pt;z-index:251705856;visibility:visible;mso-wrap-style:square;mso-width-percent:0;mso-height-percent:0;mso-wrap-distance-left:9pt;mso-wrap-distance-top:0;mso-wrap-distance-right:9pt;mso-wrap-distance-bottom:0;mso-position-horizontal:absolute;mso-position-horizontal-relative:text;mso-position-vertical:absolute;mso-position-vertical-relative:text;mso-width-percent:0;mso-height-percent:0;mso-width-relative:margin;mso-height-relative:margin;v-text-anchor:middle" o:gfxdata="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" fillcolor="#156082 [3204]" strokecolor="#030e13 [484]" strokeweight="1pt">
+                <v:stroke joinstyle="miter"/>
+              </v:oval>
+            </w:pict>
+          </mc:Fallback>
+        </mc:AlternateContent>
+      </w:r>
+      <w:r>
+        <w:rPr>
+          <w:noProof/>
+        </w:rPr>
+        <w:drawing>
+          <wp:anchor distT="0" distB="0" distL="114300" distR="114300" simplePos="0" relativeHeight="251693568" behindDoc="0" locked="0" layoutInCell="1" allowOverlap="1" wp14:anchorId="55561D5F" wp14:editId="506843DF">
+            <wp:simplePos x="0" y="0"/>
+            <wp:positionH relativeFrom="column">
+              <wp:posOffset>2549296</wp:posOffset>
+            </wp:positionH>
+            <wp:positionV relativeFrom="paragraph">
+              <wp:posOffset>127000</wp:posOffset>
+            </wp:positionV>
+            <wp:extent cx="380390" cy="380195"/>
+            <wp:effectExtent l="0" t="0" r="635" b="1270"/>
+            <wp:wrapNone/>
+            <wp:docPr id="1215874006" name="Picture 12" descr="Sphere"/>
+            <wp:cNvGraphicFramePr>
+              <a:graphicFrameLocks xmlns:a="http://schemas.openxmlformats.org/drawingml/2006/main" noChangeAspect="1"/>
+            </wp:cNvGraphicFramePr>
+            <a:graphic xmlns:a="http://schemas.openxmlformats.org/drawingml/2006/main">
+              <a:graphicData uri="http://schemas.openxmlformats.org/drawingml/2006/picture">
+                <pic:pic xmlns:pic="http://schemas.openxmlformats.org/drawingml/2006/picture">
+                  <pic:nvPicPr>
+                    <pic:cNvPr id="0" name="Picture 1" descr="Sphere"/>
+                    <pic:cNvPicPr>
+                      <a:picLocks noChangeAspect="1" noChangeArrowheads="1"/>
+                    </pic:cNvPicPr>
+                  </pic:nvPicPr>
+                  <pic:blipFill rotWithShape="1">
+                    <a:blip r:embed="rId11" cstate="print">
+                      <a:extLst>
+                        <a:ext uri="{28A0092B-C50C-407E-A947-70E740481C1C}">
+                          <a14:useLocalDpi xmlns:a14="http://schemas.microsoft.com/office/drawing/2010/main" val="0"/>
+                        </a:ext>
+                      </a:extLst>
+                    </a:blip>
+                    <a:srcRect l="6899" t="4829" r="5449" b="7544"/>
+                    <a:stretch>
+                      <a:fillRect/>
+                    </a:stretch>
+                  </pic:blipFill>
+                  <pic:spPr bwMode="auto">
+                    <a:xfrm>
+                      <a:off x="0" y="0"/>
+                      <a:ext cx="380390" cy="380195"/>
+                    </a:xfrm>
+                    <a:prstGeom prst="rect">
+                      <a:avLst/>
+                    </a:prstGeom>
+                    <a:noFill/>
+                    <a:ln>
+                      <a:noFill/>
+                    </a:ln>
+                    <a:extLst>
+                      <a:ext uri="{53640926-AAD7-44D8-BBD7-CCE9431645EC}">
+                        <a14:shadowObscured xmlns:a14="http://schemas.microsoft.com/office/drawing/2010/main"/>
+                      </a:ext>
+                    </a:extLst>
+                  </pic:spPr>
+                </pic:pic>
+              </a:graphicData>
+            </a:graphic>
+            <wp14:sizeRelH relativeFrom="margin">
+              <wp14:pctWidth>0</wp14:pctWidth>
+            </wp14:sizeRelH>
+            <wp14:sizeRelV relativeFrom="margin">
+              <wp14:pctHeight>0</wp14:pctHeight>
+            </wp14:sizeRelV>
+          </wp:anchor>
+        </w:drawing>
+      </w:r>
+      <w:r>
+        <w:rPr>
+          <w:rFonts w:ascii="Times New Roman" w:hAnsi="Times New Roman" w:cs="Times New Roman"/>
+          <w:b/>
+          <w:bCs/>
+          <w:sz w:val="28"/>
+          <w:szCs w:val="28"/>
+        </w:rPr>
+        <w:t>1</w:t>
+      </w:r>
+      <w:r>
+        <w:rPr>
+          <w:rFonts w:ascii="Times New Roman" w:hAnsi="Times New Roman" w:cs="Times New Roman"/>
+          <w:b/>
+          <w:bCs/>
+          <w:sz w:val="28"/>
+          <w:szCs w:val="28"/>
+        </w:rPr>
+        <w:t>0</w:t>
+      </w:r>
+      <w:r>
+        <w:rPr>
+          <w:rFonts w:ascii="Times New Roman" w:hAnsi="Times New Roman" w:cs="Times New Roman"/>
+          <w:b/>
+          <w:bCs/>
+          <w:sz w:val="28"/>
+          <w:szCs w:val="28"/>
+        </w:rPr>
+        <w:t>.</w:t>
       </w:r>
       <w:r>
         <w:rPr>
@@ -4039,6 +4297,230 @@
       </w:pPr>
       <w:r>
         <w:rPr>
+          <w:noProof/>
+        </w:rPr>
+        <mc:AlternateContent>
+          <mc:Choice Requires="wps">
+            <w:drawing>
+              <wp:anchor distT="0" distB="0" distL="114300" distR="114300" simplePos="0" relativeHeight="251706880" behindDoc="0" locked="0" layoutInCell="1" allowOverlap="1" wp14:anchorId="70FCB706" wp14:editId="1EC8FDD6">
+                <wp:simplePos x="0" y="0"/>
+                <wp:positionH relativeFrom="column">
+                  <wp:posOffset>2374461</wp:posOffset>
+                </wp:positionH>
+                <wp:positionV relativeFrom="paragraph">
+                  <wp:posOffset>335342</wp:posOffset>
+                </wp:positionV>
+                <wp:extent cx="95250" cy="97790"/>
+                <wp:effectExtent l="0" t="0" r="19050" b="17145"/>
+                <wp:wrapNone/>
+                <wp:docPr id="255629582" name="Oval 16"/>
+                <wp:cNvGraphicFramePr/>
+                <a:graphic xmlns:a="http://schemas.openxmlformats.org/drawingml/2006/main">
+                  <a:graphicData uri="http://schemas.microsoft.com/office/word/2010/wordprocessingShape">
+                    <wps:wsp>
+                      <wps:cNvSpPr/>
+                      <wps:spPr>
+                        <a:xfrm>
+                          <a:off x="0" y="0"/>
+                          <a:ext cx="95250" cy="97790"/>
+                        </a:xfrm>
+                        <a:prstGeom prst="ellipse">
+                          <a:avLst/>
+                        </a:prstGeom>
+                      </wps:spPr>
+                      <wps:style>
+                        <a:lnRef idx="2">
+                          <a:schemeClr val="accent1">
+                            <a:shade val="15000"/>
+                          </a:schemeClr>
+                        </a:lnRef>
+                        <a:fillRef idx="1">
+                          <a:schemeClr val="accent1"/>
+                        </a:fillRef>
+                        <a:effectRef idx="0">
+                          <a:schemeClr val="accent1"/>
+                        </a:effectRef>
+                        <a:fontRef idx="minor">
+                          <a:schemeClr val="lt1"/>
+                        </a:fontRef>
+                      </wps:style>
+                      <wps:bodyPr rot="0" spcFirstLastPara="0" vertOverflow="overflow" horzOverflow="overflow" vert="horz" wrap="square" lIns="91440" tIns="45720" rIns="91440" bIns="45720" numCol="1" spcCol="0" rtlCol="0" fromWordArt="0" anchor="ctr" anchorCtr="0" forceAA="0" compatLnSpc="1">
+                        <a:prstTxWarp prst="textNoShape">
+                          <a:avLst/>
+                        </a:prstTxWarp>
+                        <a:noAutofit/>
+                      </wps:bodyPr>
+                    </wps:wsp>
+                  </a:graphicData>
+                </a:graphic>
+                <wp14:sizeRelH relativeFrom="margin">
+                  <wp14:pctWidth>0</wp14:pctWidth>
+                </wp14:sizeRelH>
+                <wp14:sizeRelV relativeFrom="margin">
+                  <wp14:pctHeight>0</wp14:pctHeight>
+                </wp14:sizeRelV>
+              </wp:anchor>
+            </w:drawing>
+          </mc:Choice>
+          <mc:Fallback>
+            <w:pict>
+              <v:oval w14:anchorId="54E1DF2A" id="Oval 16" o:spid="_x0000_s1026" style="position:absolute;margin-left:186.95pt;margin-top:26.4pt;width:7.5pt;height:7.7pt;z-index:251706880;visibility:visible;mso-wrap-style:square;mso-width-percent:0;mso-height-percent:0;mso-wrap-distance-left:9pt;mso-wrap-distance-top:0;mso-wrap-distance-right:9pt;mso-wrap-distance-bottom:0;mso-position-horizontal:absolute;mso-position-horizontal-relative:text;mso-position-vertical:absolute;mso-position-vertical-relative:text;mso-width-percent:0;mso-height-percent:0;mso-width-relative:margin;mso-height-relative:margin;v-text-anchor:middle" o:gfxdata="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" fillcolor="#156082 [3204]" strokecolor="#030e13 [484]" strokeweight="1pt">
+                <v:stroke joinstyle="miter"/>
+              </v:oval>
+            </w:pict>
+          </mc:Fallback>
+        </mc:AlternateContent>
+      </w:r>
+      <w:r>
+        <w:rPr>
+          <w:noProof/>
+        </w:rPr>
+        <mc:AlternateContent>
+          <mc:Choice Requires="wps">
+            <w:drawing>
+              <wp:anchor distT="0" distB="0" distL="114300" distR="114300" simplePos="0" relativeHeight="251697664" behindDoc="0" locked="0" layoutInCell="1" allowOverlap="1" wp14:anchorId="4842E366" wp14:editId="404E08B3">
+                <wp:simplePos x="0" y="0"/>
+                <wp:positionH relativeFrom="column">
+                  <wp:posOffset>954405</wp:posOffset>
+                </wp:positionH>
+                <wp:positionV relativeFrom="paragraph">
+                  <wp:posOffset>69786</wp:posOffset>
+                </wp:positionV>
+                <wp:extent cx="95312" cy="98291"/>
+                <wp:effectExtent l="0" t="0" r="19050" b="16510"/>
+                <wp:wrapNone/>
+                <wp:docPr id="27502217" name="Oval 16"/>
+                <wp:cNvGraphicFramePr/>
+                <a:graphic xmlns:a="http://schemas.openxmlformats.org/drawingml/2006/main">
+                  <a:graphicData uri="http://schemas.microsoft.com/office/word/2010/wordprocessingShape">
+                    <wps:wsp>
+                      <wps:cNvSpPr/>
+                      <wps:spPr>
+                        <a:xfrm>
+                          <a:off x="0" y="0"/>
+                          <a:ext cx="95312" cy="98291"/>
+                        </a:xfrm>
+                        <a:prstGeom prst="ellipse">
+                          <a:avLst/>
+                        </a:prstGeom>
+                      </wps:spPr>
+                      <wps:style>
+                        <a:lnRef idx="2">
+                          <a:schemeClr val="accent1">
+                            <a:shade val="15000"/>
+                          </a:schemeClr>
+                        </a:lnRef>
+                        <a:fillRef idx="1">
+                          <a:schemeClr val="accent1"/>
+                        </a:fillRef>
+                        <a:effectRef idx="0">
+                          <a:schemeClr val="accent1"/>
+                        </a:effectRef>
+                        <a:fontRef idx="minor">
+                          <a:schemeClr val="lt1"/>
+                        </a:fontRef>
+                      </wps:style>
+                      <wps:bodyPr rot="0" spcFirstLastPara="0" vertOverflow="overflow" horzOverflow="overflow" vert="horz" wrap="square" lIns="91440" tIns="45720" rIns="91440" bIns="45720" numCol="1" spcCol="0" rtlCol="0" fromWordArt="0" anchor="ctr" anchorCtr="0" forceAA="0" compatLnSpc="1">
+                        <a:prstTxWarp prst="textNoShape">
+                          <a:avLst/>
+                        </a:prstTxWarp>
+                        <a:noAutofit/>
+                      </wps:bodyPr>
+                    </wps:wsp>
+                  </a:graphicData>
+                </a:graphic>
+                <wp14:sizeRelH relativeFrom="margin">
+                  <wp14:pctWidth>0</wp14:pctWidth>
+                </wp14:sizeRelH>
+                <wp14:sizeRelV relativeFrom="margin">
+                  <wp14:pctHeight>0</wp14:pctHeight>
+                </wp14:sizeRelV>
+              </wp:anchor>
+            </w:drawing>
+          </mc:Choice>
+          <mc:Fallback>
+            <w:pict>
+              <v:oval w14:anchorId="26A50702" id="Oval 16" o:spid="_x0000_s1026" style="position:absolute;margin-left:75.15pt;margin-top:5.5pt;width:7.5pt;height:7.75pt;z-index:251697664;visibility:visible;mso-wrap-style:square;mso-width-percent:0;mso-height-percent:0;mso-wrap-distance-left:9pt;mso-wrap-distance-top:0;mso-wrap-distance-right:9pt;mso-wrap-distance-bottom:0;mso-position-horizontal:absolute;mso-position-horizontal-relative:text;mso-position-vertical:absolute;mso-position-vertical-relative:text;mso-width-percent:0;mso-height-percent:0;mso-width-relative:margin;mso-height-relative:margin;v-text-anchor:middle" o:gfxdata="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" fillcolor="#156082 [3204]" strokecolor="#030e13 [484]" strokeweight="1pt">
+                <v:stroke joinstyle="miter"/>
+              </v:oval>
+            </w:pict>
+          </mc:Fallback>
+        </mc:AlternateContent>
+      </w:r>
+      <w:r>
+        <w:rPr>
+          <w:noProof/>
+        </w:rPr>
+        <w:drawing>
+          <wp:anchor distT="0" distB="0" distL="114300" distR="114300" simplePos="0" relativeHeight="251694592" behindDoc="0" locked="0" layoutInCell="1" allowOverlap="1" wp14:anchorId="22468716" wp14:editId="16E0F12F">
+            <wp:simplePos x="0" y="0"/>
+            <wp:positionH relativeFrom="column">
+              <wp:posOffset>2548496</wp:posOffset>
+            </wp:positionH>
+            <wp:positionV relativeFrom="paragraph">
+              <wp:posOffset>215134</wp:posOffset>
+            </wp:positionV>
+            <wp:extent cx="401777" cy="291336"/>
+            <wp:effectExtent l="0" t="0" r="0" b="0"/>
+            <wp:wrapNone/>
+            <wp:docPr id="98412211" name="Picture 13" descr="What is Cube and Cuboid? Definition, Formula, Differences, Weightage &amp; Notes"/>
+            <wp:cNvGraphicFramePr>
+              <a:graphicFrameLocks xmlns:a="http://schemas.openxmlformats.org/drawingml/2006/main" noChangeAspect="1"/>
+            </wp:cNvGraphicFramePr>
+            <a:graphic xmlns:a="http://schemas.openxmlformats.org/drawingml/2006/main">
+              <a:graphicData uri="http://schemas.openxmlformats.org/drawingml/2006/picture">
+                <pic:pic xmlns:pic="http://schemas.openxmlformats.org/drawingml/2006/picture">
+                  <pic:nvPicPr>
+                    <pic:cNvPr id="0" name="Picture 3" descr="What is Cube and Cuboid? Definition, Formula, Differences, Weightage &amp; Notes"/>
+                    <pic:cNvPicPr>
+                      <a:picLocks noChangeAspect="1" noChangeArrowheads="1"/>
+                    </pic:cNvPicPr>
+                  </pic:nvPicPr>
+                  <pic:blipFill rotWithShape="1">
+                    <a:blip r:embed="rId12" cstate="print">
+                      <a:extLst>
+                        <a:ext uri="{28A0092B-C50C-407E-A947-70E740481C1C}">
+                          <a14:useLocalDpi xmlns:a14="http://schemas.microsoft.com/office/drawing/2010/main" val="0"/>
+                        </a:ext>
+                      </a:extLst>
+                    </a:blip>
+                    <a:srcRect l="14667" t="8376" r="27589" b="11906"/>
+                    <a:stretch>
+                      <a:fillRect/>
+                    </a:stretch>
+                  </pic:blipFill>
+                  <pic:spPr bwMode="auto">
+                    <a:xfrm>
+                      <a:off x="0" y="0"/>
+                      <a:ext cx="401777" cy="291336"/>
+                    </a:xfrm>
+                    <a:prstGeom prst="rect">
+                      <a:avLst/>
+                    </a:prstGeom>
+                    <a:noFill/>
+                    <a:ln>
+                      <a:noFill/>
+                    </a:ln>
+                    <a:extLst>
+                      <a:ext uri="{53640926-AAD7-44D8-BBD7-CCE9431645EC}">
+                        <a14:shadowObscured xmlns:a14="http://schemas.microsoft.com/office/drawing/2010/main"/>
+                      </a:ext>
+                    </a:extLst>
+                  </pic:spPr>
+                </pic:pic>
+              </a:graphicData>
+            </a:graphic>
+            <wp14:sizeRelH relativeFrom="margin">
+              <wp14:pctWidth>0</wp14:pctWidth>
+            </wp14:sizeRelH>
+            <wp14:sizeRelV relativeFrom="margin">
+              <wp14:pctHeight>0</wp14:pctHeight>
+            </wp14:sizeRelV>
+          </wp:anchor>
+        </w:drawing>
+      </w:r>
+      <w:r>
+        <w:rPr>
           <w:rFonts w:ascii="Times New Roman" w:hAnsi="Times New Roman" w:cs="Times New Roman"/>
           <w:sz w:val="28"/>
           <w:szCs w:val="28"/>
@@ -4057,6 +4539,154 @@
       </w:pPr>
       <w:r>
         <w:rPr>
+          <w:noProof/>
+        </w:rPr>
+        <mc:AlternateContent>
+          <mc:Choice Requires="wps">
+            <w:drawing>
+              <wp:anchor distT="0" distB="0" distL="114300" distR="114300" simplePos="0" relativeHeight="251699712" behindDoc="0" locked="0" layoutInCell="1" allowOverlap="1" wp14:anchorId="52F4C6CE" wp14:editId="4E91682C">
+                <wp:simplePos x="0" y="0"/>
+                <wp:positionH relativeFrom="column">
+                  <wp:posOffset>955040</wp:posOffset>
+                </wp:positionH>
+                <wp:positionV relativeFrom="paragraph">
+                  <wp:posOffset>95990</wp:posOffset>
+                </wp:positionV>
+                <wp:extent cx="95312" cy="98291"/>
+                <wp:effectExtent l="0" t="0" r="19050" b="17145"/>
+                <wp:wrapNone/>
+                <wp:docPr id="397971168" name="Oval 16"/>
+                <wp:cNvGraphicFramePr/>
+                <a:graphic xmlns:a="http://schemas.openxmlformats.org/drawingml/2006/main">
+                  <a:graphicData uri="http://schemas.microsoft.com/office/word/2010/wordprocessingShape">
+                    <wps:wsp>
+                      <wps:cNvSpPr/>
+                      <wps:spPr>
+                        <a:xfrm>
+                          <a:off x="0" y="0"/>
+                          <a:ext cx="95312" cy="98291"/>
+                        </a:xfrm>
+                        <a:prstGeom prst="ellipse">
+                          <a:avLst/>
+                        </a:prstGeom>
+                      </wps:spPr>
+                      <wps:style>
+                        <a:lnRef idx="2">
+                          <a:schemeClr val="accent1">
+                            <a:shade val="15000"/>
+                          </a:schemeClr>
+                        </a:lnRef>
+                        <a:fillRef idx="1">
+                          <a:schemeClr val="accent1"/>
+                        </a:fillRef>
+                        <a:effectRef idx="0">
+                          <a:schemeClr val="accent1"/>
+                        </a:effectRef>
+                        <a:fontRef idx="minor">
+                          <a:schemeClr val="lt1"/>
+                        </a:fontRef>
+                      </wps:style>
+                      <wps:bodyPr rot="0" spcFirstLastPara="0" vertOverflow="overflow" horzOverflow="overflow" vert="horz" wrap="square" lIns="91440" tIns="45720" rIns="91440" bIns="45720" numCol="1" spcCol="0" rtlCol="0" fromWordArt="0" anchor="ctr" anchorCtr="0" forceAA="0" compatLnSpc="1">
+                        <a:prstTxWarp prst="textNoShape">
+                          <a:avLst/>
+                        </a:prstTxWarp>
+                        <a:noAutofit/>
+                      </wps:bodyPr>
+                    </wps:wsp>
+                  </a:graphicData>
+                </a:graphic>
+                <wp14:sizeRelH relativeFrom="margin">
+                  <wp14:pctWidth>0</wp14:pctWidth>
+                </wp14:sizeRelH>
+                <wp14:sizeRelV relativeFrom="margin">
+                  <wp14:pctHeight>0</wp14:pctHeight>
+                </wp14:sizeRelV>
+              </wp:anchor>
+            </w:drawing>
+          </mc:Choice>
+          <mc:Fallback>
+            <w:pict>
+              <v:oval w14:anchorId="192747B0" id="Oval 16" o:spid="_x0000_s1026" style="position:absolute;margin-left:75.2pt;margin-top:7.55pt;width:7.5pt;height:7.75pt;z-index:251699712;visibility:visible;mso-wrap-style:square;mso-width-percent:0;mso-height-percent:0;mso-wrap-distance-left:9pt;mso-wrap-distance-top:0;mso-wrap-distance-right:9pt;mso-wrap-distance-bottom:0;mso-position-horizontal:absolute;mso-position-horizontal-relative:text;mso-position-vertical:absolute;mso-position-vertical-relative:text;mso-width-percent:0;mso-height-percent:0;mso-width-relative:margin;mso-height-relative:margin;v-text-anchor:middle" o:gfxdata="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" fillcolor="#156082 [3204]" strokecolor="#030e13 [484]" strokeweight="1pt">
+                <v:stroke joinstyle="miter"/>
+              </v:oval>
+            </w:pict>
+          </mc:Fallback>
+        </mc:AlternateContent>
+      </w:r>
+      <w:r>
+        <w:rPr>
+          <w:noProof/>
+        </w:rPr>
+        <w:drawing>
+          <wp:anchor distT="0" distB="0" distL="114300" distR="114300" simplePos="0" relativeHeight="251696640" behindDoc="0" locked="0" layoutInCell="1" allowOverlap="1" wp14:anchorId="5094D2A3" wp14:editId="3B56407E">
+            <wp:simplePos x="0" y="0"/>
+            <wp:positionH relativeFrom="column">
+              <wp:posOffset>2576418</wp:posOffset>
+            </wp:positionH>
+            <wp:positionV relativeFrom="paragraph">
+              <wp:posOffset>243205</wp:posOffset>
+            </wp:positionV>
+            <wp:extent cx="318193" cy="360390"/>
+            <wp:effectExtent l="0" t="0" r="5715" b="1905"/>
+            <wp:wrapNone/>
+            <wp:docPr id="374146183" name="Picture 15" descr="Cube shape Images - Free Download on Freepik"/>
+            <wp:cNvGraphicFramePr>
+              <a:graphicFrameLocks xmlns:a="http://schemas.openxmlformats.org/drawingml/2006/main" noChangeAspect="1"/>
+            </wp:cNvGraphicFramePr>
+            <a:graphic xmlns:a="http://schemas.openxmlformats.org/drawingml/2006/main">
+              <a:graphicData uri="http://schemas.openxmlformats.org/drawingml/2006/picture">
+                <pic:pic xmlns:pic="http://schemas.openxmlformats.org/drawingml/2006/picture">
+                  <pic:nvPicPr>
+                    <pic:cNvPr id="0" name="Picture 7" descr="Cube shape Images - Free Download on Freepik"/>
+                    <pic:cNvPicPr>
+                      <a:picLocks noChangeAspect="1" noChangeArrowheads="1"/>
+                    </pic:cNvPicPr>
+                  </pic:nvPicPr>
+                  <pic:blipFill rotWithShape="1">
+                    <a:blip r:embed="rId13" cstate="print">
+                      <a:extLst>
+                        <a:ext uri="{28A0092B-C50C-407E-A947-70E740481C1C}">
+                          <a14:useLocalDpi xmlns:a14="http://schemas.microsoft.com/office/drawing/2010/main" val="0"/>
+                        </a:ext>
+                      </a:extLst>
+                    </a:blip>
+                    <a:srcRect l="12152" t="7321" r="12083" b="6894"/>
+                    <a:stretch>
+                      <a:fillRect/>
+                    </a:stretch>
+                  </pic:blipFill>
+                  <pic:spPr bwMode="auto">
+                    <a:xfrm>
+                      <a:off x="0" y="0"/>
+                      <a:ext cx="318193" cy="360390"/>
+                    </a:xfrm>
+                    <a:prstGeom prst="rect">
+                      <a:avLst/>
+                    </a:prstGeom>
+                    <a:noFill/>
+                    <a:ln>
+                      <a:noFill/>
+                    </a:ln>
+                    <a:extLst>
+                      <a:ext uri="{53640926-AAD7-44D8-BBD7-CCE9431645EC}">
+                        <a14:shadowObscured xmlns:a14="http://schemas.microsoft.com/office/drawing/2010/main"/>
+                      </a:ext>
+                    </a:extLst>
+                  </pic:spPr>
+                </pic:pic>
+              </a:graphicData>
+            </a:graphic>
+            <wp14:sizeRelH relativeFrom="margin">
+              <wp14:pctWidth>0</wp14:pctWidth>
+            </wp14:sizeRelH>
+            <wp14:sizeRelV relativeFrom="margin">
+              <wp14:pctHeight>0</wp14:pctHeight>
+            </wp14:sizeRelV>
+          </wp:anchor>
+        </w:drawing>
+      </w:r>
+      <w:r>
+        <w:rPr>
           <w:rFonts w:ascii="Times New Roman" w:hAnsi="Times New Roman" w:cs="Times New Roman"/>
           <w:sz w:val="28"/>
           <w:szCs w:val="28"/>
@@ -4075,6 +4705,242 @@
       </w:pPr>
       <w:r>
         <w:rPr>
+          <w:noProof/>
+        </w:rPr>
+        <mc:AlternateContent>
+          <mc:Choice Requires="wps">
+            <w:drawing>
+              <wp:anchor distT="0" distB="0" distL="114300" distR="114300" simplePos="0" relativeHeight="251707904" behindDoc="0" locked="0" layoutInCell="1" allowOverlap="1" wp14:anchorId="5154440A" wp14:editId="741CF346">
+                <wp:simplePos x="0" y="0"/>
+                <wp:positionH relativeFrom="column">
+                  <wp:posOffset>2376805</wp:posOffset>
+                </wp:positionH>
+                <wp:positionV relativeFrom="paragraph">
+                  <wp:posOffset>80010</wp:posOffset>
+                </wp:positionV>
+                <wp:extent cx="95250" cy="97790"/>
+                <wp:effectExtent l="0" t="0" r="19050" b="16510"/>
+                <wp:wrapNone/>
+                <wp:docPr id="1858887524" name="Oval 16"/>
+                <wp:cNvGraphicFramePr/>
+                <a:graphic xmlns:a="http://schemas.openxmlformats.org/drawingml/2006/main">
+                  <a:graphicData uri="http://schemas.microsoft.com/office/word/2010/wordprocessingShape">
+                    <wps:wsp>
+                      <wps:cNvSpPr/>
+                      <wps:spPr>
+                        <a:xfrm>
+                          <a:off x="0" y="0"/>
+                          <a:ext cx="95250" cy="97790"/>
+                        </a:xfrm>
+                        <a:prstGeom prst="ellipse">
+                          <a:avLst/>
+                        </a:prstGeom>
+                      </wps:spPr>
+                      <wps:style>
+                        <a:lnRef idx="2">
+                          <a:schemeClr val="accent1">
+                            <a:shade val="15000"/>
+                          </a:schemeClr>
+                        </a:lnRef>
+                        <a:fillRef idx="1">
+                          <a:schemeClr val="accent1"/>
+                        </a:fillRef>
+                        <a:effectRef idx="0">
+                          <a:schemeClr val="accent1"/>
+                        </a:effectRef>
+                        <a:fontRef idx="minor">
+                          <a:schemeClr val="lt1"/>
+                        </a:fontRef>
+                      </wps:style>
+                      <wps:bodyPr rot="0" spcFirstLastPara="0" vertOverflow="overflow" horzOverflow="overflow" vert="horz" wrap="square" lIns="91440" tIns="45720" rIns="91440" bIns="45720" numCol="1" spcCol="0" rtlCol="0" fromWordArt="0" anchor="ctr" anchorCtr="0" forceAA="0" compatLnSpc="1">
+                        <a:prstTxWarp prst="textNoShape">
+                          <a:avLst/>
+                        </a:prstTxWarp>
+                        <a:noAutofit/>
+                      </wps:bodyPr>
+                    </wps:wsp>
+                  </a:graphicData>
+                </a:graphic>
+                <wp14:sizeRelH relativeFrom="margin">
+                  <wp14:pctWidth>0</wp14:pctWidth>
+                </wp14:sizeRelH>
+                <wp14:sizeRelV relativeFrom="margin">
+                  <wp14:pctHeight>0</wp14:pctHeight>
+                </wp14:sizeRelV>
+              </wp:anchor>
+            </w:drawing>
+          </mc:Choice>
+          <mc:Fallback>
+            <w:pict>
+              <v:oval w14:anchorId="161A2B3F" id="Oval 16" o:spid="_x0000_s1026" style="position:absolute;margin-left:187.15pt;margin-top:6.3pt;width:7.5pt;height:7.7pt;z-index:251707904;visibility:visible;mso-wrap-style:square;mso-width-percent:0;mso-height-percent:0;mso-wrap-distance-left:9pt;mso-wrap-distance-top:0;mso-wrap-distance-right:9pt;mso-wrap-distance-bottom:0;mso-position-horizontal:absolute;mso-position-horizontal-relative:text;mso-position-vertical:absolute;mso-position-vertical-relative:text;mso-width-percent:0;mso-height-percent:0;mso-width-relative:margin;mso-height-relative:margin;v-text-anchor:middle" o:gfxdata="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" fillcolor="#156082 [3204]" strokecolor="#030e13 [484]" strokeweight="1pt">
+                <v:stroke joinstyle="miter"/>
+              </v:oval>
+            </w:pict>
+          </mc:Fallback>
+        </mc:AlternateContent>
+      </w:r>
+      <w:r>
+        <w:rPr>
+          <w:noProof/>
+        </w:rPr>
+        <mc:AlternateContent>
+          <mc:Choice Requires="wps">
+            <w:drawing>
+              <wp:anchor distT="0" distB="0" distL="114300" distR="114300" simplePos="0" relativeHeight="251701760" behindDoc="0" locked="0" layoutInCell="1" allowOverlap="1" wp14:anchorId="770365B8" wp14:editId="76F4F9D0">
+                <wp:simplePos x="0" y="0"/>
+                <wp:positionH relativeFrom="column">
+                  <wp:posOffset>954405</wp:posOffset>
+                </wp:positionH>
+                <wp:positionV relativeFrom="paragraph">
+                  <wp:posOffset>79239</wp:posOffset>
+                </wp:positionV>
+                <wp:extent cx="95312" cy="98291"/>
+                <wp:effectExtent l="0" t="0" r="19050" b="16510"/>
+                <wp:wrapNone/>
+                <wp:docPr id="716645450" name="Oval 16"/>
+                <wp:cNvGraphicFramePr/>
+                <a:graphic xmlns:a="http://schemas.openxmlformats.org/drawingml/2006/main">
+                  <a:graphicData uri="http://schemas.microsoft.com/office/word/2010/wordprocessingShape">
+                    <wps:wsp>
+                      <wps:cNvSpPr/>
+                      <wps:spPr>
+                        <a:xfrm>
+                          <a:off x="0" y="0"/>
+                          <a:ext cx="95312" cy="98291"/>
+                        </a:xfrm>
+                        <a:prstGeom prst="ellipse">
+                          <a:avLst/>
+                        </a:prstGeom>
+                      </wps:spPr>
+                      <wps:style>
+                        <a:lnRef idx="2">
+                          <a:schemeClr val="accent1">
+                            <a:shade val="15000"/>
+                          </a:schemeClr>
+                        </a:lnRef>
+                        <a:fillRef idx="1">
+                          <a:schemeClr val="accent1"/>
+                        </a:fillRef>
+                        <a:effectRef idx="0">
+                          <a:schemeClr val="accent1"/>
+                        </a:effectRef>
+                        <a:fontRef idx="minor">
+                          <a:schemeClr val="lt1"/>
+                        </a:fontRef>
+                      </wps:style>
+                      <wps:bodyPr rot="0" spcFirstLastPara="0" vertOverflow="overflow" horzOverflow="overflow" vert="horz" wrap="square" lIns="91440" tIns="45720" rIns="91440" bIns="45720" numCol="1" spcCol="0" rtlCol="0" fromWordArt="0" anchor="ctr" anchorCtr="0" forceAA="0" compatLnSpc="1">
+                        <a:prstTxWarp prst="textNoShape">
+                          <a:avLst/>
+                        </a:prstTxWarp>
+                        <a:noAutofit/>
+                      </wps:bodyPr>
+                    </wps:wsp>
+                  </a:graphicData>
+                </a:graphic>
+                <wp14:sizeRelH relativeFrom="margin">
+                  <wp14:pctWidth>0</wp14:pctWidth>
+                </wp14:sizeRelH>
+                <wp14:sizeRelV relativeFrom="margin">
+                  <wp14:pctHeight>0</wp14:pctHeight>
+                </wp14:sizeRelV>
+              </wp:anchor>
+            </w:drawing>
+          </mc:Choice>
+          <mc:Fallback>
+            <w:pict>
+              <v:oval w14:anchorId="030A6EB5" id="Oval 16" o:spid="_x0000_s1026" style="position:absolute;margin-left:75.15pt;margin-top:6.25pt;width:7.5pt;height:7.75pt;z-index:251701760;visibility:visible;mso-wrap-style:square;mso-width-percent:0;mso-height-percent:0;mso-wrap-distance-left:9pt;mso-wrap-distance-top:0;mso-wrap-distance-right:9pt;mso-wrap-distance-bottom:0;mso-position-horizontal:absolute;mso-position-horizontal-relative:text;mso-position-vertical:absolute;mso-position-vertical-relative:text;mso-width-percent:0;mso-height-percent:0;mso-width-relative:margin;mso-height-relative:margin;v-text-anchor:middle" o:gfxdata="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" fillcolor="#156082 [3204]" strokecolor="#030e13 [484]" strokeweight="1pt">
+                <v:stroke joinstyle="miter"/>
+              </v:oval>
+            </w:pict>
+          </mc:Fallback>
+        </mc:AlternateContent>
+      </w:r>
+      <w:r>
+        <w:rPr>
+          <w:noProof/>
+        </w:rPr>
+        <w:drawing>
+          <wp:anchor distT="0" distB="0" distL="114300" distR="114300" simplePos="0" relativeHeight="251695616" behindDoc="0" locked="0" layoutInCell="1" allowOverlap="1" wp14:anchorId="422D4BBF" wp14:editId="2F208AD0">
+            <wp:simplePos x="0" y="0"/>
+            <wp:positionH relativeFrom="column">
+              <wp:posOffset>2607310</wp:posOffset>
+            </wp:positionH>
+            <wp:positionV relativeFrom="paragraph">
+              <wp:posOffset>297104</wp:posOffset>
+            </wp:positionV>
+            <wp:extent cx="277266" cy="415397"/>
+            <wp:effectExtent l="0" t="0" r="8890" b="3810"/>
+            <wp:wrapNone/>
+            <wp:docPr id="922280218" name="Picture 14" descr="Cylinder - Meaningful Math"/>
+            <wp:cNvGraphicFramePr>
+              <a:graphicFrameLocks xmlns:a="http://schemas.openxmlformats.org/drawingml/2006/main" noChangeAspect="1"/>
+            </wp:cNvGraphicFramePr>
+            <a:graphic xmlns:a="http://schemas.openxmlformats.org/drawingml/2006/main">
+              <a:graphicData uri="http://schemas.openxmlformats.org/drawingml/2006/picture">
+                <pic:pic xmlns:pic="http://schemas.openxmlformats.org/drawingml/2006/picture">
+                  <pic:nvPicPr>
+                    <pic:cNvPr id="0" name="Picture 5" descr="Cylinder - Meaningful Math"/>
+                    <pic:cNvPicPr>
+                      <a:picLocks noChangeAspect="1" noChangeArrowheads="1"/>
+                    </pic:cNvPicPr>
+                  </pic:nvPicPr>
+                  <pic:blipFill rotWithShape="1">
+                    <a:blip r:embed="rId14" cstate="print">
+                      <a:extLst>
+                        <a:ext uri="{BEBA8EAE-BF5A-486C-A8C5-ECC9F3942E4B}">
+                          <a14:imgProps xmlns:a14="http://schemas.microsoft.com/office/drawing/2010/main">
+                            <a14:imgLayer r:embed="rId15">
+                              <a14:imgEffect>
+                                <a14:sharpenSoften amount="50000"/>
+                              </a14:imgEffect>
+                              <a14:imgEffect>
+                                <a14:brightnessContrast bright="40000" contrast="-40000"/>
+                              </a14:imgEffect>
+                            </a14:imgLayer>
+                          </a14:imgProps>
+                        </a:ext>
+                        <a:ext uri="{28A0092B-C50C-407E-A947-70E740481C1C}">
+                          <a14:useLocalDpi xmlns:a14="http://schemas.microsoft.com/office/drawing/2010/main" val="0"/>
+                        </a:ext>
+                      </a:extLst>
+                    </a:blip>
+                    <a:srcRect l="33572" t="5677" r="33292" b="6019"/>
+                    <a:stretch>
+                      <a:fillRect/>
+                    </a:stretch>
+                  </pic:blipFill>
+                  <pic:spPr bwMode="auto">
+                    <a:xfrm>
+                      <a:off x="0" y="0"/>
+                      <a:ext cx="277266" cy="415397"/>
+                    </a:xfrm>
+                    <a:prstGeom prst="rect">
+                      <a:avLst/>
+                    </a:prstGeom>
+                    <a:noFill/>
+                    <a:ln>
+                      <a:noFill/>
+                    </a:ln>
+                    <a:extLst>
+                      <a:ext uri="{53640926-AAD7-44D8-BBD7-CCE9431645EC}">
+                        <a14:shadowObscured xmlns:a14="http://schemas.microsoft.com/office/drawing/2010/main"/>
+                      </a:ext>
+                    </a:extLst>
+                  </pic:spPr>
+                </pic:pic>
+              </a:graphicData>
+            </a:graphic>
+            <wp14:sizeRelH relativeFrom="margin">
+              <wp14:pctWidth>0</wp14:pctWidth>
+            </wp14:sizeRelH>
+            <wp14:sizeRelV relativeFrom="margin">
+              <wp14:pctHeight>0</wp14:pctHeight>
+            </wp14:sizeRelV>
+          </wp:anchor>
+        </w:drawing>
+      </w:r>
+      <w:r>
+        <w:rPr>
           <w:rFonts w:ascii="Times New Roman" w:hAnsi="Times New Roman" w:cs="Times New Roman"/>
           <w:sz w:val="28"/>
           <w:szCs w:val="28"/>
@@ -4093,6 +4959,158 @@
       </w:pPr>
       <w:r>
         <w:rPr>
+          <w:noProof/>
+        </w:rPr>
+        <mc:AlternateContent>
+          <mc:Choice Requires="wps">
+            <w:drawing>
+              <wp:anchor distT="0" distB="0" distL="114300" distR="114300" simplePos="0" relativeHeight="251708928" behindDoc="0" locked="0" layoutInCell="1" allowOverlap="1" wp14:anchorId="5D50537B" wp14:editId="7F1D14BC">
+                <wp:simplePos x="0" y="0"/>
+                <wp:positionH relativeFrom="column">
+                  <wp:posOffset>2403611</wp:posOffset>
+                </wp:positionH>
+                <wp:positionV relativeFrom="paragraph">
+                  <wp:posOffset>141154</wp:posOffset>
+                </wp:positionV>
+                <wp:extent cx="95250" cy="97790"/>
+                <wp:effectExtent l="0" t="0" r="19050" b="16510"/>
+                <wp:wrapNone/>
+                <wp:docPr id="1466639253" name="Oval 16"/>
+                <wp:cNvGraphicFramePr/>
+                <a:graphic xmlns:a="http://schemas.openxmlformats.org/drawingml/2006/main">
+                  <a:graphicData uri="http://schemas.microsoft.com/office/word/2010/wordprocessingShape">
+                    <wps:wsp>
+                      <wps:cNvSpPr/>
+                      <wps:spPr>
+                        <a:xfrm>
+                          <a:off x="0" y="0"/>
+                          <a:ext cx="95250" cy="97790"/>
+                        </a:xfrm>
+                        <a:prstGeom prst="ellipse">
+                          <a:avLst/>
+                        </a:prstGeom>
+                      </wps:spPr>
+                      <wps:style>
+                        <a:lnRef idx="2">
+                          <a:schemeClr val="accent1">
+                            <a:shade val="15000"/>
+                          </a:schemeClr>
+                        </a:lnRef>
+                        <a:fillRef idx="1">
+                          <a:schemeClr val="accent1"/>
+                        </a:fillRef>
+                        <a:effectRef idx="0">
+                          <a:schemeClr val="accent1"/>
+                        </a:effectRef>
+                        <a:fontRef idx="minor">
+                          <a:schemeClr val="lt1"/>
+                        </a:fontRef>
+                      </wps:style>
+                      <wps:bodyPr rot="0" spcFirstLastPara="0" vertOverflow="overflow" horzOverflow="overflow" vert="horz" wrap="square" lIns="91440" tIns="45720" rIns="91440" bIns="45720" numCol="1" spcCol="0" rtlCol="0" fromWordArt="0" anchor="ctr" anchorCtr="0" forceAA="0" compatLnSpc="1">
+                        <a:prstTxWarp prst="textNoShape">
+                          <a:avLst/>
+                        </a:prstTxWarp>
+                        <a:noAutofit/>
+                      </wps:bodyPr>
+                    </wps:wsp>
+                  </a:graphicData>
+                </a:graphic>
+                <wp14:sizeRelH relativeFrom="margin">
+                  <wp14:pctWidth>0</wp14:pctWidth>
+                </wp14:sizeRelH>
+                <wp14:sizeRelV relativeFrom="margin">
+                  <wp14:pctHeight>0</wp14:pctHeight>
+                </wp14:sizeRelV>
+              </wp:anchor>
+            </w:drawing>
+          </mc:Choice>
+          <mc:Fallback>
+            <w:pict>
+              <v:oval w14:anchorId="0AAC52C8" id="Oval 16" o:spid="_x0000_s1026" style="position:absolute;margin-left:189.25pt;margin-top:11.1pt;width:7.5pt;height:7.7pt;z-index:251708928;visibility:visible;mso-wrap-style:square;mso-width-percent:0;mso-height-percent:0;mso-wrap-distance-left:9pt;mso-wrap-distance-top:0;mso-wrap-distance-right:9pt;mso-wrap-distance-bottom:0;mso-position-horizontal:absolute;mso-position-horizontal-relative:text;mso-position-vertical:absolute;mso-position-vertical-relative:text;mso-width-percent:0;mso-height-percent:0;mso-width-relative:margin;mso-height-relative:margin;v-text-anchor:middle" o:gfxdata="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" fillcolor="#156082 [3204]" strokecolor="#030e13 [484]" strokeweight="1pt">
+                <v:stroke joinstyle="miter"/>
+              </v:oval>
+            </w:pict>
+          </mc:Fallback>
+        </mc:AlternateContent>
+      </w:r>
+      <w:r>
+        <w:rPr>
+          <w:noProof/>
+        </w:rPr>
+        <mc:AlternateContent>
+          <mc:Choice Requires="wps">
+            <w:drawing>
+              <wp:anchor distT="0" distB="0" distL="114300" distR="114300" simplePos="0" relativeHeight="251703808" behindDoc="0" locked="0" layoutInCell="1" allowOverlap="1" wp14:anchorId="531B0D89" wp14:editId="73140989">
+                <wp:simplePos x="0" y="0"/>
+                <wp:positionH relativeFrom="column">
+                  <wp:posOffset>954902</wp:posOffset>
+                </wp:positionH>
+                <wp:positionV relativeFrom="paragraph">
+                  <wp:posOffset>77216</wp:posOffset>
+                </wp:positionV>
+                <wp:extent cx="95312" cy="98291"/>
+                <wp:effectExtent l="0" t="0" r="19050" b="16510"/>
+                <wp:wrapNone/>
+                <wp:docPr id="1837477140" name="Oval 16"/>
+                <wp:cNvGraphicFramePr/>
+                <a:graphic xmlns:a="http://schemas.openxmlformats.org/drawingml/2006/main">
+                  <a:graphicData uri="http://schemas.microsoft.com/office/word/2010/wordprocessingShape">
+                    <wps:wsp>
+                      <wps:cNvSpPr/>
+                      <wps:spPr>
+                        <a:xfrm>
+                          <a:off x="0" y="0"/>
+                          <a:ext cx="95312" cy="98291"/>
+                        </a:xfrm>
+                        <a:prstGeom prst="ellipse">
+                          <a:avLst/>
+                        </a:prstGeom>
+                      </wps:spPr>
+                      <wps:style>
+                        <a:lnRef idx="2">
+                          <a:schemeClr val="accent1">
+                            <a:shade val="15000"/>
+                          </a:schemeClr>
+                        </a:lnRef>
+                        <a:fillRef idx="1">
+                          <a:schemeClr val="accent1"/>
+                        </a:fillRef>
+                        <a:effectRef idx="0">
+                          <a:schemeClr val="accent1"/>
+                        </a:effectRef>
+                        <a:fontRef idx="minor">
+                          <a:schemeClr val="lt1"/>
+                        </a:fontRef>
+                      </wps:style>
+                      <wps:bodyPr rot="0" spcFirstLastPara="0" vertOverflow="overflow" horzOverflow="overflow" vert="horz" wrap="square" lIns="91440" tIns="45720" rIns="91440" bIns="45720" numCol="1" spcCol="0" rtlCol="0" fromWordArt="0" anchor="ctr" anchorCtr="0" forceAA="0" compatLnSpc="1">
+                        <a:prstTxWarp prst="textNoShape">
+                          <a:avLst/>
+                        </a:prstTxWarp>
+                        <a:noAutofit/>
+                      </wps:bodyPr>
+                    </wps:wsp>
+                  </a:graphicData>
+                </a:graphic>
+                <wp14:sizeRelH relativeFrom="margin">
+                  <wp14:pctWidth>0</wp14:pctWidth>
+                </wp14:sizeRelH>
+                <wp14:sizeRelV relativeFrom="margin">
+                  <wp14:pctHeight>0</wp14:pctHeight>
+                </wp14:sizeRelV>
+              </wp:anchor>
+            </w:drawing>
+          </mc:Choice>
+          <mc:Fallback>
+            <w:pict>
+              <v:oval w14:anchorId="4F9205BF" id="Oval 16" o:spid="_x0000_s1026" style="position:absolute;margin-left:75.2pt;margin-top:6.1pt;width:7.5pt;height:7.75pt;z-index:251703808;visibility:visible;mso-wrap-style:square;mso-width-percent:0;mso-height-percent:0;mso-wrap-distance-left:9pt;mso-wrap-distance-top:0;mso-wrap-distance-right:9pt;mso-wrap-distance-bottom:0;mso-position-horizontal:absolute;mso-position-horizontal-relative:text;mso-position-vertical:absolute;mso-position-vertical-relative:text;mso-width-percent:0;mso-height-percent:0;mso-width-relative:margin;mso-height-relative:margin;v-text-anchor:middle" o:gfxdata="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" fillcolor="#156082 [3204]" strokecolor="#030e13 [484]" strokeweight="1pt">
+                <v:stroke joinstyle="miter"/>
+              </v:oval>
+            </w:pict>
+          </mc:Fallback>
+        </mc:AlternateContent>
+      </w:r>
+      <w:r>
+        <w:rPr>
           <w:rFonts w:ascii="Times New Roman" w:hAnsi="Times New Roman" w:cs="Times New Roman"/>
           <w:sz w:val="28"/>
           <w:szCs w:val="28"/>
@@ -4118,7 +5136,27 @@
           <w:sz w:val="28"/>
           <w:szCs w:val="28"/>
         </w:rPr>
-        <w:t>12.</w:t>
+        <w:t>1</w:t>
+      </w:r>
+      <w:r>
+        <w:rPr>
+          <w:rFonts w:ascii="Times New Roman" w:hAnsi="Times New Roman" w:cs="Times New Roman"/>
+          <w:b/>
+          <w:bCs/>
+          <w:sz w:val="28"/>
+          <w:szCs w:val="28"/>
+        </w:rPr>
+        <w:t>1</w:t>
+      </w:r>
+      <w:r>
+        <w:rPr>
+          <w:rFonts w:ascii="Times New Roman" w:hAnsi="Times New Roman" w:cs="Times New Roman"/>
+          <w:b/>
+          <w:bCs/>
+          <w:sz w:val="28"/>
+          <w:szCs w:val="28"/>
+        </w:rPr>
+        <w:t>.</w:t>
       </w:r>
       <w:r>
         <w:rPr>
@@ -4264,7 +5302,27 @@
           <w:sz w:val="28"/>
           <w:szCs w:val="28"/>
         </w:rPr>
-        <w:t>13.</w:t>
+        <w:t>1</w:t>
+      </w:r>
+      <w:r>
+        <w:rPr>
+          <w:rFonts w:ascii="Times New Roman" w:hAnsi="Times New Roman" w:cs="Times New Roman"/>
+          <w:b/>
+          <w:bCs/>
+          <w:sz w:val="28"/>
+          <w:szCs w:val="28"/>
+        </w:rPr>
+        <w:t>2</w:t>
+      </w:r>
+      <w:r>
+        <w:rPr>
+          <w:rFonts w:ascii="Times New Roman" w:hAnsi="Times New Roman" w:cs="Times New Roman"/>
+          <w:b/>
+          <w:bCs/>
+          <w:sz w:val="28"/>
+          <w:szCs w:val="28"/>
+        </w:rPr>
+        <w:t>.</w:t>
       </w:r>
       <w:r>
         <w:rPr>
@@ -4863,7 +5921,23 @@
           <w:sz w:val="28"/>
           <w:szCs w:val="28"/>
         </w:rPr>
-        <w:t xml:space="preserve"> kg 590 gm tomatoes weigh together?</w:t>
+        <w:t xml:space="preserve"> kg 590 gm tomatoes weigh</w:t>
+      </w:r>
+      <w:r>
+        <w:rPr>
+          <w:rFonts w:ascii="Times New Roman" w:hAnsi="Times New Roman" w:cs="Times New Roman"/>
+          <w:sz w:val="28"/>
+          <w:szCs w:val="28"/>
+        </w:rPr>
+        <w:t>t</w:t>
+      </w:r>
+      <w:r>
+        <w:rPr>
+          <w:rFonts w:ascii="Times New Roman" w:hAnsi="Times New Roman" w:cs="Times New Roman"/>
+          <w:sz w:val="28"/>
+          <w:szCs w:val="28"/>
+        </w:rPr>
+        <w:t xml:space="preserve"> together?</w:t>
       </w:r>
     </w:p>
     <w:tbl>
@@ -5159,7 +6233,7 @@
           <w:sz w:val="28"/>
           <w:szCs w:val="28"/>
         </w:rPr>
-        <w:t>________________________________________________________________</w:t>
+        <w:t xml:space="preserve"> 200+40+5</w:t>
       </w:r>
     </w:p>
     <w:p>
@@ -6179,7 +7253,7 @@
             <wp:cNvGraphicFramePr/>
             <a:graphic xmlns:a="http://schemas.openxmlformats.org/drawingml/2006/main">
               <a:graphicData uri="http://schemas.openxmlformats.org/drawingml/2006/chart">
-                <c:chart xmlns:c="http://schemas.openxmlformats.org/drawingml/2006/chart" xmlns:r="http://schemas.openxmlformats.org/officeDocument/2006/relationships" r:id="rId11"/>
+                <c:chart xmlns:c="http://schemas.openxmlformats.org/drawingml/2006/chart" xmlns:r="http://schemas.openxmlformats.org/officeDocument/2006/relationships" r:id="rId16"/>
               </a:graphicData>
             </a:graphic>
           </wp:inline>
